--- a/Reading-Roadmap.docx
+++ b/Reading-Roadmap.docx
@@ -23,7 +23,7 @@
           <w:color w:val="4A4740"/>
           <w:sz w:val="21"/>
         </w:rPr>
-        <w:t>A prep-reading map for the current schedule. Primary reading is Larry Wasserman's</w:t>
+        <w:t>A prep-reading map for the current schedule. Two books carry the actual reading load: Larry Wasserman's</w:t>
       </w:r>
       <w:r>
         <w:rPr>
@@ -41,7 +41,25 @@
           <w:color w:val="4A4740"/>
           <w:sz w:val="21"/>
         </w:rPr>
-        <w:t>(2004); for more mathematical depth, Casella &amp; Berger's</w:t>
+        <w:t>(2004) and Blitzstein &amp; Hwang's</w:t>
+      </w:r>
+      <w:r>
+        <w:rPr>
+          <w:b w:val="0"/>
+          <w:i/>
+          <w:color w:val="4A4740"/>
+          <w:sz w:val="21"/>
+        </w:rPr>
+        <w:t xml:space="preserve"> Introduction to Probability </w:t>
+      </w:r>
+      <w:r>
+        <w:rPr>
+          <w:b w:val="0"/>
+          <w:i/>
+          <w:color w:val="4A4740"/>
+          <w:sz w:val="21"/>
+        </w:rPr>
+        <w:t>(2nd ed., 2019) — wherever either has a real chapter or named section on the topic, it's listed as Primary or Supporting. Casella &amp; Berger's</w:t>
       </w:r>
       <w:r>
         <w:rPr>
@@ -59,7 +77,25 @@
           <w:color w:val="4A4740"/>
           <w:sz w:val="21"/>
         </w:rPr>
-        <w:t>(2002) is cited where it's actually relevant; intuition and in-class visuals are drawn from Grinstead &amp; Snell's</w:t>
+        <w:t>and Efron &amp; Hastie's</w:t>
+      </w:r>
+      <w:r>
+        <w:rPr>
+          <w:b w:val="0"/>
+          <w:i/>
+          <w:color w:val="4A4740"/>
+          <w:sz w:val="21"/>
+        </w:rPr>
+        <w:t xml:space="preserve"> Computer Age Statistical Inference </w:t>
+      </w:r>
+      <w:r>
+        <w:rPr>
+          <w:b w:val="0"/>
+          <w:i/>
+          <w:color w:val="4A4740"/>
+          <w:sz w:val="21"/>
+        </w:rPr>
+        <w:t>(CASI) are cited the same way — as Primary/Supporting — specifically where one of them has a full chapter that Wasserman/B&amp;H don't (survival analysis and the bootstrap both live only in CASI). Beyond that, intuition and in-class visuals are drawn from Grinstead &amp; Snell's</w:t>
       </w:r>
       <w:r>
         <w:rPr>
@@ -77,25 +113,7 @@
           <w:color w:val="4A4740"/>
           <w:sz w:val="21"/>
         </w:rPr>
-        <w:t>, Efron &amp; Hastie's</w:t>
-      </w:r>
-      <w:r>
-        <w:rPr>
-          <w:b w:val="0"/>
-          <w:i/>
-          <w:color w:val="4A4740"/>
-          <w:sz w:val="21"/>
-        </w:rPr>
-        <w:t xml:space="preserve"> Computer Age Statistical Inference </w:t>
-      </w:r>
-      <w:r>
-        <w:rPr>
-          <w:b w:val="0"/>
-          <w:i/>
-          <w:color w:val="4A4740"/>
-          <w:sz w:val="21"/>
-        </w:rPr>
-        <w:t>(CASI), Gelman, Hill &amp; Vehtari's</w:t>
+        <w:t>, CASI, Gelman/Hill/Vehtari's</w:t>
       </w:r>
       <w:r>
         <w:rPr>
@@ -131,7 +149,7 @@
           <w:color w:val="4A4740"/>
           <w:sz w:val="21"/>
         </w:rPr>
-        <w:t>— the last for in-class display, not assigned reading. Every chapter and figure number below was confirmed against an actual copy — the five already on hand as PDFs (Wasserman, Grinstead &amp; Snell, CASI, Casella &amp; Berger, and Penguin's own official sample of Spiegelhalter) were read directly; ROS was checked against its official public companion site (</w:t>
+        <w:t>— the last for in-class display, not assigned reading. Every chapter/section/figure number below was confirmed against an actual copy — six PDFs on hand (Wasserman, Blitzstein &amp; Hwang, Grinstead &amp; Snell, CASI, Casella &amp; Berger, and Penguin's official sample of Spiegelhalter) were read directly; ROS was checked against its official public companion site (</w:t>
       </w:r>
       <w:r>
         <w:rPr>
@@ -150,7 +168,7 @@
           <w:color w:val="4A4740"/>
           <w:sz w:val="21"/>
         </w:rPr>
-        <w:t xml:space="preserve">) rather than a local copy, since no local copy exists and the only one findable online was an unauthorized upload I deliberately did not use. Nothing here touches the site or the source repo; this is a planning document only, and it lives only in this </w:t>
+        <w:t xml:space="preserve">) rather than a local copy, since no local copy exists and the only one findable online was an unauthorized upload I deliberately did not use. (Two copies of Blitzstein &amp; Hwang sit in the Knowledge Base folder — one plainly named, one with a piracy-site tag in its filename; I read only the plain one.) Nothing here touches the site or the source repo; this is a planning document only, and it lives only in this </w:t>
       </w:r>
       <w:r>
         <w:rPr>
@@ -169,26 +187,7 @@
           <w:color w:val="4A4740"/>
           <w:sz w:val="21"/>
         </w:rPr>
-        <w:t xml:space="preserve"> folder — I checked the read-only </w:t>
-      </w:r>
-      <w:r>
-        <w:rPr>
-          <w:rFonts w:ascii="Consolas" w:hAnsi="Consolas"/>
-          <w:b w:val="0"/>
-          <w:i/>
-          <w:color w:val="4A4740"/>
-          <w:sz w:val="21"/>
-        </w:rPr>
-        <w:t>uu_fa26</w:t>
-      </w:r>
-      <w:r>
-        <w:rPr>
-          <w:b w:val="0"/>
-          <w:i/>
-          <w:color w:val="4A4740"/>
-          <w:sz w:val="21"/>
-        </w:rPr>
-        <w:t xml:space="preserve"> source repo and confirmed no copy exists there.</w:t>
+        <w:t xml:space="preserve"> folder.</w:t>
       </w:r>
     </w:p>
     <w:p>
@@ -205,7 +204,7 @@
           <w:i w:val="0"/>
           <w:sz w:val="21"/>
         </w:rPr>
-        <w:t xml:space="preserve">"Primary" and "Supporting" (both Wasserman) are the default assigned reading. "C&amp;B (more rigor)" is optional, for anyone who wants the fuller derivation — Casella &amp; Berger is a proof-heavy graduate text, not a substitute for Wasserman, and several of our topics simply aren't in it. "Intuition" points to a specific passage in Grinstead &amp; Snell, CASI, or Spiegelhalter that explains the idea in plain language </w:t>
+        <w:t xml:space="preserve">"Primary" and "Supporting" each combine Wasserman and Blitzstein &amp; Hwang (B&amp;H) — the two default reading tracks, prefixed inline so you can tell which is which; read whichever author you prefer, or both. "C&amp;B / CASI (fuller treatment)" is for topics where neither Wasserman nor B&amp;H has the material at all, or where you want more depth than either gives — three of our topics (survival analysis, the bootstrap, standard errors) are genuinely fuller in CASI than in either primary text, so those get elevated here rather than staying a footnote. "Intuition" points to a specific passage that explains the idea in plain language </w:t>
       </w:r>
       <w:r>
         <w:rPr>
@@ -221,7 +220,7 @@
           <w:i w:val="0"/>
           <w:sz w:val="21"/>
         </w:rPr>
-        <w:t xml:space="preserve"> the formalism — real sections of real books, described in my own words, not quoted at length. "Visual supplements" are specific, real figures from Grinstead &amp; Snell, CASI, ROS, and Spiegelhalter, worth pulling up during class — Spiegelhalter's are marked </w:t>
+        <w:t xml:space="preserve"> the formalism — a different passage from whatever the same book already contributes elsewhere in the row. "Visual supplements" are specific, real figures worth pulling up during class — Spiegelhalter's are marked </w:t>
       </w:r>
       <w:r>
         <w:rPr>
@@ -237,7 +236,7 @@
           <w:i w:val="0"/>
           <w:sz w:val="21"/>
         </w:rPr>
-        <w:t xml:space="preserve"> where the figure is inside the free 45-page Penguin preview you can open right now, or </w:t>
+        <w:t xml:space="preserve"> where free, or </w:t>
       </w:r>
       <w:r>
         <w:rPr>
@@ -253,7 +252,7 @@
           <w:i w:val="0"/>
           <w:sz w:val="21"/>
         </w:rPr>
-        <w:t xml:space="preserve"> where it's real but requires the actual book. "Notebook source" is the actual </w:t>
+        <w:t xml:space="preserve"> where not. "Notebook source" is the actual </w:t>
       </w:r>
       <w:r>
         <w:rPr>
@@ -292,14 +291,14 @@
         <w:tblLook w:firstColumn="1" w:firstRow="1" w:lastColumn="0" w:lastRow="0" w:noHBand="0" w:noVBand="1" w:val="04A0"/>
       </w:tblPr>
       <w:tblGrid>
-        <w:gridCol w:w="1800"/>
-        <w:gridCol w:w="1800"/>
-        <w:gridCol w:w="1800"/>
-        <w:gridCol w:w="1800"/>
-        <w:gridCol w:w="1800"/>
-        <w:gridCol w:w="1800"/>
-        <w:gridCol w:w="1800"/>
-        <w:gridCol w:w="1800"/>
+        <w:gridCol w:w="1854"/>
+        <w:gridCol w:w="1854"/>
+        <w:gridCol w:w="1854"/>
+        <w:gridCol w:w="1854"/>
+        <w:gridCol w:w="1854"/>
+        <w:gridCol w:w="1854"/>
+        <w:gridCol w:w="1854"/>
+        <w:gridCol w:w="1854"/>
       </w:tblGrid>
       <w:tr>
         <w:trPr>
@@ -307,7 +306,7 @@
         </w:trPr>
         <w:tc>
           <w:tcPr>
-            <w:tcW w:type="dxa" w:w="696"/>
+            <w:tcW w:type="dxa" w:w="639"/>
             <w:shd w:val="clear" w:color="auto" w:fill="6B4A3A"/>
           </w:tcPr>
           <w:p>
@@ -323,7 +322,7 @@
         </w:tc>
         <w:tc>
           <w:tcPr>
-            <w:tcW w:type="dxa" w:w="1315"/>
+            <w:tcW w:type="dxa" w:w="1279"/>
             <w:shd w:val="clear" w:color="auto" w:fill="6B4A3A"/>
           </w:tcPr>
           <w:p>
@@ -339,7 +338,7 @@
         </w:tc>
         <w:tc>
           <w:tcPr>
-            <w:tcW w:type="dxa" w:w="1625"/>
+            <w:tcW w:type="dxa" w:w="2429"/>
             <w:shd w:val="clear" w:color="auto" w:fill="6B4A3A"/>
           </w:tcPr>
           <w:p>
@@ -349,13 +348,13 @@
                 <w:color w:val="FFFFFF"/>
                 <w:sz w:val="19"/>
               </w:rPr>
-              <w:t>Primary (Wasserman)</w:t>
+              <w:t>Primary</w:t>
             </w:r>
           </w:p>
         </w:tc>
         <w:tc>
           <w:tcPr>
-            <w:tcW w:type="dxa" w:w="1934"/>
+            <w:tcW w:type="dxa" w:w="2429"/>
             <w:shd w:val="clear" w:color="auto" w:fill="6B4A3A"/>
           </w:tcPr>
           <w:p>
@@ -365,13 +364,13 @@
                 <w:color w:val="FFFFFF"/>
                 <w:sz w:val="19"/>
               </w:rPr>
-              <w:t>Supporting (Wasserman)</w:t>
+              <w:t>Supporting</w:t>
             </w:r>
           </w:p>
         </w:tc>
         <w:tc>
           <w:tcPr>
-            <w:tcW w:type="dxa" w:w="1934"/>
+            <w:tcW w:type="dxa" w:w="1918"/>
             <w:shd w:val="clear" w:color="auto" w:fill="6B4A3A"/>
           </w:tcPr>
           <w:p>
@@ -381,13 +380,13 @@
                 <w:color w:val="FFFFFF"/>
                 <w:sz w:val="19"/>
               </w:rPr>
-              <w:t>C&amp;B (more rigor)</w:t>
+              <w:t>C&amp;B / CASI (fuller treatment)</w:t>
             </w:r>
           </w:p>
         </w:tc>
         <w:tc>
           <w:tcPr>
-            <w:tcW w:type="dxa" w:w="2553"/>
+            <w:tcW w:type="dxa" w:w="2046"/>
             <w:shd w:val="clear" w:color="auto" w:fill="6B4A3A"/>
           </w:tcPr>
           <w:p>
@@ -403,7 +402,7 @@
         </w:tc>
         <w:tc>
           <w:tcPr>
-            <w:tcW w:type="dxa" w:w="3559"/>
+            <w:tcW w:type="dxa" w:w="2429"/>
             <w:shd w:val="clear" w:color="auto" w:fill="6B4A3A"/>
           </w:tcPr>
           <w:p>
@@ -419,7 +418,7 @@
         </w:tc>
         <w:tc>
           <w:tcPr>
-            <w:tcW w:type="dxa" w:w="1934"/>
+            <w:tcW w:type="dxa" w:w="1662"/>
             <w:shd w:val="clear" w:color="auto" w:fill="6B4A3A"/>
           </w:tcPr>
           <w:p>
@@ -437,7 +436,7 @@
       <w:tr>
         <w:tc>
           <w:tcPr>
-            <w:tcW w:type="dxa" w:w="696"/>
+            <w:tcW w:type="dxa" w:w="639"/>
             <w:tcBorders>
               <w:top w:val="single" w:sz="4" w:space="0" w:color="BFBFBF"/>
               <w:bottom w:val="single" w:sz="4" w:space="0" w:color="BFBFBF"/>
@@ -456,7 +455,7 @@
         </w:tc>
         <w:tc>
           <w:tcPr>
-            <w:tcW w:type="dxa" w:w="1315"/>
+            <w:tcW w:type="dxa" w:w="1279"/>
             <w:tcBorders>
               <w:top w:val="single" w:sz="4" w:space="0" w:color="BFBFBF"/>
               <w:bottom w:val="single" w:sz="4" w:space="0" w:color="BFBFBF"/>
@@ -475,7 +474,7 @@
         </w:tc>
         <w:tc>
           <w:tcPr>
-            <w:tcW w:type="dxa" w:w="1625"/>
+            <w:tcW w:type="dxa" w:w="2429"/>
             <w:tcBorders>
               <w:top w:val="single" w:sz="4" w:space="0" w:color="BFBFBF"/>
               <w:bottom w:val="single" w:sz="4" w:space="0" w:color="BFBFBF"/>
@@ -488,13 +487,13 @@
                 <w:i/>
                 <w:sz w:val="18"/>
               </w:rPr>
-              <w:t>(none)</w:t>
+              <w:t>(none in either)</w:t>
             </w:r>
           </w:p>
         </w:tc>
         <w:tc>
           <w:tcPr>
-            <w:tcW w:type="dxa" w:w="1934"/>
+            <w:tcW w:type="dxa" w:w="2429"/>
             <w:tcBorders>
               <w:top w:val="single" w:sz="4" w:space="0" w:color="BFBFBF"/>
               <w:bottom w:val="single" w:sz="4" w:space="0" w:color="BFBFBF"/>
@@ -503,17 +502,25 @@
           <w:p>
             <w:r>
               <w:rPr>
+                <w:b/>
+                <w:i w:val="0"/>
+                <w:sz w:val="18"/>
+              </w:rPr>
+              <w:t>Wasserman:</w:t>
+            </w:r>
+            <w:r>
+              <w:rPr>
                 <w:b w:val="0"/>
                 <w:i w:val="0"/>
                 <w:sz w:val="18"/>
               </w:rPr>
-              <w:t>Ch. 3 (Expectation) for the mean/variance/covariance formulas EDA leans on</w:t>
+              <w:t xml:space="preserve"> Ch. 3 (Expectation) for the mean/variance/covariance formulas EDA leans on</w:t>
             </w:r>
           </w:p>
         </w:tc>
         <w:tc>
           <w:tcPr>
-            <w:tcW w:type="dxa" w:w="1934"/>
+            <w:tcW w:type="dxa" w:w="1918"/>
             <w:tcBorders>
               <w:top w:val="single" w:sz="4" w:space="0" w:color="BFBFBF"/>
               <w:bottom w:val="single" w:sz="4" w:space="0" w:color="BFBFBF"/>
@@ -526,13 +533,13 @@
                 <w:i/>
                 <w:sz w:val="18"/>
               </w:rPr>
-              <w:t>(not covered)</w:t>
+              <w:t>(not covered by either)</w:t>
             </w:r>
           </w:p>
         </w:tc>
         <w:tc>
           <w:tcPr>
-            <w:tcW w:type="dxa" w:w="2553"/>
+            <w:tcW w:type="dxa" w:w="2046"/>
             <w:tcBorders>
               <w:top w:val="single" w:sz="4" w:space="0" w:color="BFBFBF"/>
               <w:bottom w:val="single" w:sz="4" w:space="0" w:color="BFBFBF"/>
@@ -559,7 +566,7 @@
         </w:tc>
         <w:tc>
           <w:tcPr>
-            <w:tcW w:type="dxa" w:w="3559"/>
+            <w:tcW w:type="dxa" w:w="2429"/>
             <w:tcBorders>
               <w:top w:val="single" w:sz="4" w:space="0" w:color="BFBFBF"/>
               <w:bottom w:val="single" w:sz="4" w:space="0" w:color="BFBFBF"/>
@@ -596,7 +603,7 @@
                 <w:i w:val="0"/>
                 <w:sz w:val="18"/>
               </w:rPr>
-              <w:t xml:space="preserve">, p.14 — the PPDAC cycle (Problem→Plan→Data→Analysis→Conclusion), a one-diagram framework for the whole course. </w:t>
+              <w:t xml:space="preserve">, p.14 — the PPDAC cycle. </w:t>
             </w:r>
             <w:r>
               <w:rPr>
@@ -618,7 +625,7 @@
         </w:tc>
         <w:tc>
           <w:tcPr>
-            <w:tcW w:type="dxa" w:w="1934"/>
+            <w:tcW w:type="dxa" w:w="1662"/>
             <w:tcBorders>
               <w:top w:val="single" w:sz="4" w:space="0" w:color="BFBFBF"/>
               <w:bottom w:val="single" w:sz="4" w:space="0" w:color="BFBFBF"/>
@@ -659,7 +666,7 @@
       <w:tr>
         <w:tc>
           <w:tcPr>
-            <w:tcW w:type="dxa" w:w="696"/>
+            <w:tcW w:type="dxa" w:w="639"/>
             <w:tcBorders>
               <w:top w:val="single" w:sz="4" w:space="0" w:color="BFBFBF"/>
               <w:bottom w:val="single" w:sz="4" w:space="0" w:color="BFBFBF"/>
@@ -678,7 +685,7 @@
         </w:tc>
         <w:tc>
           <w:tcPr>
-            <w:tcW w:type="dxa" w:w="1315"/>
+            <w:tcW w:type="dxa" w:w="1279"/>
             <w:tcBorders>
               <w:top w:val="single" w:sz="4" w:space="0" w:color="BFBFBF"/>
               <w:bottom w:val="single" w:sz="4" w:space="0" w:color="BFBFBF"/>
@@ -697,7 +704,7 @@
         </w:tc>
         <w:tc>
           <w:tcPr>
-            <w:tcW w:type="dxa" w:w="1625"/>
+            <w:tcW w:type="dxa" w:w="2429"/>
             <w:tcBorders>
               <w:top w:val="single" w:sz="4" w:space="0" w:color="BFBFBF"/>
               <w:bottom w:val="single" w:sz="4" w:space="0" w:color="BFBFBF"/>
@@ -710,13 +717,78 @@
                 <w:i/>
                 <w:sz w:val="18"/>
               </w:rPr>
-              <w:t>(none)</w:t>
+              <w:t>(none in either — see note)</w:t>
             </w:r>
           </w:p>
         </w:tc>
         <w:tc>
           <w:tcPr>
-            <w:tcW w:type="dxa" w:w="1934"/>
+            <w:tcW w:type="dxa" w:w="2429"/>
+            <w:tcBorders>
+              <w:top w:val="single" w:sz="4" w:space="0" w:color="BFBFBF"/>
+              <w:bottom w:val="single" w:sz="4" w:space="0" w:color="BFBFBF"/>
+            </w:tcBorders>
+          </w:tcPr>
+          <w:p>
+            <w:r>
+              <w:rPr>
+                <w:b/>
+                <w:i w:val="0"/>
+                <w:sz w:val="18"/>
+              </w:rPr>
+              <w:t>B&amp;H:</w:t>
+            </w:r>
+            <w:r>
+              <w:rPr>
+                <w:b w:val="0"/>
+                <w:i w:val="0"/>
+                <w:sz w:val="18"/>
+              </w:rPr>
+              <w:t xml:space="preserve"> Appendix A.3, "Matrices" (p.550) — matrix addition/multiplication, transpose, eigenvalues/eigenvectors; a compact mechanical reference, but it never builds length/distance/covariance from the dot product the way this class does</w:t>
+            </w:r>
+          </w:p>
+        </w:tc>
+        <w:tc>
+          <w:tcPr>
+            <w:tcW w:type="dxa" w:w="1918"/>
+            <w:tcBorders>
+              <w:top w:val="single" w:sz="4" w:space="0" w:color="BFBFBF"/>
+              <w:bottom w:val="single" w:sz="4" w:space="0" w:color="BFBFBF"/>
+            </w:tcBorders>
+          </w:tcPr>
+          <w:p>
+            <w:r>
+              <w:rPr>
+                <w:b w:val="0"/>
+                <w:i/>
+                <w:sz w:val="18"/>
+              </w:rPr>
+              <w:t>(not covered by either)</w:t>
+            </w:r>
+          </w:p>
+        </w:tc>
+        <w:tc>
+          <w:tcPr>
+            <w:tcW w:type="dxa" w:w="2046"/>
+            <w:tcBorders>
+              <w:top w:val="single" w:sz="4" w:space="0" w:color="BFBFBF"/>
+              <w:bottom w:val="single" w:sz="4" w:space="0" w:color="BFBFBF"/>
+            </w:tcBorders>
+          </w:tcPr>
+          <w:p>
+            <w:r>
+              <w:rPr>
+                <w:b w:val="0"/>
+                <w:i/>
+                <w:sz w:val="18"/>
+              </w:rPr>
+              <w:t>(not covered — none of these six books treat linear algebra intuitively either; it's assumed background everywhere)</w:t>
+            </w:r>
+          </w:p>
+        </w:tc>
+        <w:tc>
+          <w:tcPr>
+            <w:tcW w:type="dxa" w:w="2429"/>
             <w:tcBorders>
               <w:top w:val="single" w:sz="4" w:space="0" w:color="BFBFBF"/>
               <w:bottom w:val="single" w:sz="4" w:space="0" w:color="BFBFBF"/>
@@ -734,63 +806,7 @@
         </w:tc>
         <w:tc>
           <w:tcPr>
-            <w:tcW w:type="dxa" w:w="1934"/>
-            <w:tcBorders>
-              <w:top w:val="single" w:sz="4" w:space="0" w:color="BFBFBF"/>
-              <w:bottom w:val="single" w:sz="4" w:space="0" w:color="BFBFBF"/>
-            </w:tcBorders>
-          </w:tcPr>
-          <w:p>
-            <w:r>
-              <w:rPr>
-                <w:b w:val="0"/>
-                <w:i/>
-                <w:sz w:val="18"/>
-              </w:rPr>
-              <w:t>(not covered)</w:t>
-            </w:r>
-          </w:p>
-        </w:tc>
-        <w:tc>
-          <w:tcPr>
-            <w:tcW w:type="dxa" w:w="2553"/>
-            <w:tcBorders>
-              <w:top w:val="single" w:sz="4" w:space="0" w:color="BFBFBF"/>
-              <w:bottom w:val="single" w:sz="4" w:space="0" w:color="BFBFBF"/>
-            </w:tcBorders>
-          </w:tcPr>
-          <w:p>
-            <w:r>
-              <w:rPr>
-                <w:b w:val="0"/>
-                <w:i/>
-                <w:sz w:val="18"/>
-              </w:rPr>
-              <w:t>(not covered — none of these five books treat linear algebra intuitively either; it's assumed background everywhere)</w:t>
-            </w:r>
-          </w:p>
-        </w:tc>
-        <w:tc>
-          <w:tcPr>
-            <w:tcW w:type="dxa" w:w="3559"/>
-            <w:tcBorders>
-              <w:top w:val="single" w:sz="4" w:space="0" w:color="BFBFBF"/>
-              <w:bottom w:val="single" w:sz="4" w:space="0" w:color="BFBFBF"/>
-            </w:tcBorders>
-          </w:tcPr>
-          <w:p>
-            <w:r>
-              <w:rPr>
-                <w:color w:val="999999"/>
-                <w:sz w:val="18"/>
-              </w:rPr>
-              <w:t>—</w:t>
-            </w:r>
-          </w:p>
-        </w:tc>
-        <w:tc>
-          <w:tcPr>
-            <w:tcW w:type="dxa" w:w="1934"/>
+            <w:tcW w:type="dxa" w:w="1662"/>
             <w:tcBorders>
               <w:top w:val="single" w:sz="4" w:space="0" w:color="BFBFBF"/>
               <w:bottom w:val="single" w:sz="4" w:space="0" w:color="BFBFBF"/>
@@ -831,7 +847,7 @@
       <w:tr>
         <w:tc>
           <w:tcPr>
-            <w:tcW w:type="dxa" w:w="696"/>
+            <w:tcW w:type="dxa" w:w="639"/>
             <w:tcBorders>
               <w:top w:val="single" w:sz="4" w:space="0" w:color="BFBFBF"/>
               <w:bottom w:val="single" w:sz="4" w:space="0" w:color="BFBFBF"/>
@@ -850,7 +866,7 @@
         </w:tc>
         <w:tc>
           <w:tcPr>
-            <w:tcW w:type="dxa" w:w="1315"/>
+            <w:tcW w:type="dxa" w:w="1279"/>
             <w:tcBorders>
               <w:top w:val="single" w:sz="4" w:space="0" w:color="BFBFBF"/>
               <w:bottom w:val="single" w:sz="4" w:space="0" w:color="BFBFBF"/>
@@ -869,7 +885,7 @@
         </w:tc>
         <w:tc>
           <w:tcPr>
-            <w:tcW w:type="dxa" w:w="1625"/>
+            <w:tcW w:type="dxa" w:w="2429"/>
             <w:tcBorders>
               <w:top w:val="single" w:sz="4" w:space="0" w:color="BFBFBF"/>
               <w:bottom w:val="single" w:sz="4" w:space="0" w:color="BFBFBF"/>
@@ -878,17 +894,41 @@
           <w:p>
             <w:r>
               <w:rPr>
+                <w:b/>
+                <w:i w:val="0"/>
+                <w:sz w:val="18"/>
+              </w:rPr>
+              <w:t>Wasserman:</w:t>
+            </w:r>
+            <w:r>
+              <w:rPr>
                 <w:b w:val="0"/>
                 <w:i w:val="0"/>
                 <w:sz w:val="18"/>
               </w:rPr>
-              <w:t>Ch. 1 + Ch. 2</w:t>
+              <w:t xml:space="preserve"> Ch. 1 + Ch. 2. </w:t>
+            </w:r>
+            <w:r>
+              <w:rPr>
+                <w:b/>
+                <w:i w:val="0"/>
+                <w:sz w:val="18"/>
+              </w:rPr>
+              <w:t>B&amp;H:</w:t>
+            </w:r>
+            <w:r>
+              <w:rPr>
+                <w:b w:val="0"/>
+                <w:i w:val="0"/>
+                <w:sz w:val="18"/>
+              </w:rPr>
+              <w:t xml:space="preserve"> Ch. 1, "Probability and counting" (naive vs. non-naive definition of probability, §1.3/§1.6) + Ch. 3, "Random variables and their distributions"</w:t>
             </w:r>
           </w:p>
         </w:tc>
         <w:tc>
           <w:tcPr>
-            <w:tcW w:type="dxa" w:w="1934"/>
+            <w:tcW w:type="dxa" w:w="2429"/>
             <w:tcBorders>
               <w:top w:val="single" w:sz="4" w:space="0" w:color="BFBFBF"/>
               <w:bottom w:val="single" w:sz="4" w:space="0" w:color="BFBFBF"/>
@@ -897,16 +937,25 @@
           <w:p>
             <w:r>
               <w:rPr>
-                <w:color w:val="999999"/>
+                <w:b/>
+                <w:i w:val="0"/>
                 <w:sz w:val="18"/>
               </w:rPr>
-              <w:t>—</w:t>
+              <w:t>B&amp;H:</w:t>
+            </w:r>
+            <w:r>
+              <w:rPr>
+                <w:b w:val="0"/>
+                <w:i w:val="0"/>
+                <w:sz w:val="18"/>
+              </w:rPr>
+              <w:t xml:space="preserve"> Ch. 2, "Conditional probability" (§2.3, Bayes' rule and the law of total probability)</w:t>
             </w:r>
           </w:p>
         </w:tc>
         <w:tc>
           <w:tcPr>
-            <w:tcW w:type="dxa" w:w="1934"/>
+            <w:tcW w:type="dxa" w:w="1918"/>
             <w:tcBorders>
               <w:top w:val="single" w:sz="4" w:space="0" w:color="BFBFBF"/>
               <w:bottom w:val="single" w:sz="4" w:space="0" w:color="BFBFBF"/>
@@ -927,13 +976,13 @@
                 <w:i w:val="0"/>
                 <w:sz w:val="18"/>
               </w:rPr>
-              <w:t xml:space="preserve"> — same axioms/sets/conditional-probability material, slower and more rigorous</w:t>
+              <w:t xml:space="preserve"> (Casella &amp; Berger) — same axioms/sets/conditional-probability material, slower and more rigorous than either primary text</w:t>
             </w:r>
           </w:p>
         </w:tc>
         <w:tc>
           <w:tcPr>
-            <w:tcW w:type="dxa" w:w="2553"/>
+            <w:tcW w:type="dxa" w:w="2046"/>
             <w:tcBorders>
               <w:top w:val="single" w:sz="4" w:space="0" w:color="BFBFBF"/>
               <w:bottom w:val="single" w:sz="4" w:space="0" w:color="BFBFBF"/>
@@ -960,7 +1009,7 @@
         </w:tc>
         <w:tc>
           <w:tcPr>
-            <w:tcW w:type="dxa" w:w="3559"/>
+            <w:tcW w:type="dxa" w:w="2429"/>
             <w:tcBorders>
               <w:top w:val="single" w:sz="4" w:space="0" w:color="BFBFBF"/>
               <w:bottom w:val="single" w:sz="4" w:space="0" w:color="BFBFBF"/>
@@ -981,13 +1030,13 @@
                 <w:i w:val="0"/>
                 <w:sz w:val="18"/>
               </w:rPr>
-              <w:t xml:space="preserve"> Ch. 8, "Probability — the Language of Uncertainty and Variability" — opens with a simulation of the 17th-century Chevalier de Méré dice problem, then builds expected-frequency trees for coin flips and for breast-cancer screening (a classic worked Bayes'-theorem example)</w:t>
+              <w:t xml:space="preserve"> Ch. 8 — opens with a simulation of the 17th-century Chevalier de Méré dice problem, then builds expected-frequency trees for coin flips and for breast-cancer screening</w:t>
             </w:r>
           </w:p>
         </w:tc>
         <w:tc>
           <w:tcPr>
-            <w:tcW w:type="dxa" w:w="1934"/>
+            <w:tcW w:type="dxa" w:w="1662"/>
             <w:tcBorders>
               <w:top w:val="single" w:sz="4" w:space="0" w:color="BFBFBF"/>
               <w:bottom w:val="single" w:sz="4" w:space="0" w:color="BFBFBF"/>
@@ -1028,7 +1077,7 @@
       <w:tr>
         <w:tc>
           <w:tcPr>
-            <w:tcW w:type="dxa" w:w="696"/>
+            <w:tcW w:type="dxa" w:w="639"/>
             <w:tcBorders>
               <w:top w:val="single" w:sz="4" w:space="0" w:color="BFBFBF"/>
               <w:bottom w:val="single" w:sz="4" w:space="0" w:color="BFBFBF"/>
@@ -1047,7 +1096,7 @@
         </w:tc>
         <w:tc>
           <w:tcPr>
-            <w:tcW w:type="dxa" w:w="1315"/>
+            <w:tcW w:type="dxa" w:w="1279"/>
             <w:tcBorders>
               <w:top w:val="single" w:sz="4" w:space="0" w:color="BFBFBF"/>
               <w:bottom w:val="single" w:sz="4" w:space="0" w:color="BFBFBF"/>
@@ -1066,7 +1115,7 @@
         </w:tc>
         <w:tc>
           <w:tcPr>
-            <w:tcW w:type="dxa" w:w="1625"/>
+            <w:tcW w:type="dxa" w:w="2429"/>
             <w:tcBorders>
               <w:top w:val="single" w:sz="4" w:space="0" w:color="BFBFBF"/>
               <w:bottom w:val="single" w:sz="4" w:space="0" w:color="BFBFBF"/>
@@ -1075,17 +1124,41 @@
           <w:p>
             <w:r>
               <w:rPr>
+                <w:b/>
+                <w:i w:val="0"/>
+                <w:sz w:val="18"/>
+              </w:rPr>
+              <w:t>Wasserman:</w:t>
+            </w:r>
+            <w:r>
+              <w:rPr>
                 <w:b w:val="0"/>
                 <w:i w:val="0"/>
                 <w:sz w:val="18"/>
               </w:rPr>
-              <w:t>Ch. 6 (Models, Statistical Inference and Learning)</w:t>
+              <w:t xml:space="preserve"> Ch. 6 (Models, Statistical Inference and Learning). </w:t>
+            </w:r>
+            <w:r>
+              <w:rPr>
+                <w:b/>
+                <w:i w:val="0"/>
+                <w:sz w:val="18"/>
+              </w:rPr>
+              <w:t>B&amp;H:</w:t>
+            </w:r>
+            <w:r>
+              <w:rPr>
+                <w:b w:val="0"/>
+                <w:i w:val="0"/>
+                <w:sz w:val="18"/>
+              </w:rPr>
+              <w:t xml:space="preserve"> Ch. 6, §6.3, "Sample moments" (p.252) — defines the sample mean/variance explicitly as estimators of the true moments, the same framing this class builds</w:t>
             </w:r>
           </w:p>
         </w:tc>
         <w:tc>
           <w:tcPr>
-            <w:tcW w:type="dxa" w:w="1934"/>
+            <w:tcW w:type="dxa" w:w="2429"/>
             <w:tcBorders>
               <w:top w:val="single" w:sz="4" w:space="0" w:color="BFBFBF"/>
               <w:bottom w:val="single" w:sz="4" w:space="0" w:color="BFBFBF"/>
@@ -1094,17 +1167,41 @@
           <w:p>
             <w:r>
               <w:rPr>
+                <w:b/>
+                <w:i w:val="0"/>
+                <w:sz w:val="18"/>
+              </w:rPr>
+              <w:t>Wasserman:</w:t>
+            </w:r>
+            <w:r>
+              <w:rPr>
                 <w:b w:val="0"/>
                 <w:i w:val="0"/>
                 <w:sz w:val="18"/>
               </w:rPr>
-              <w:t>Ch. 3 (Expectation) — the variance-of-the-mean proof this class walks through is exactly Ch. 3's machinery</w:t>
+              <w:t xml:space="preserve"> Ch. 3 (Expectation) — the variance-of-the-mean proof this class walks through is exactly Ch. 3's machinery. </w:t>
+            </w:r>
+            <w:r>
+              <w:rPr>
+                <w:b/>
+                <w:i w:val="0"/>
+                <w:sz w:val="18"/>
+              </w:rPr>
+              <w:t>B&amp;H:</w:t>
+            </w:r>
+            <w:r>
+              <w:rPr>
+                <w:b w:val="0"/>
+                <w:i w:val="0"/>
+                <w:sz w:val="18"/>
+              </w:rPr>
+              <w:t xml:space="preserve"> Ch. 10, §10.2, "Law of large numbers" (p.431)</w:t>
             </w:r>
           </w:p>
         </w:tc>
         <w:tc>
           <w:tcPr>
-            <w:tcW w:type="dxa" w:w="1934"/>
+            <w:tcW w:type="dxa" w:w="1918"/>
             <w:tcBorders>
               <w:top w:val="single" w:sz="4" w:space="0" w:color="BFBFBF"/>
               <w:bottom w:val="single" w:sz="4" w:space="0" w:color="BFBFBF"/>
@@ -1125,13 +1222,13 @@
                 <w:i w:val="0"/>
                 <w:sz w:val="18"/>
               </w:rPr>
-              <w:t xml:space="preserve"> — formally proves the sample mean's unbiasedness and variance from first principles (§5.1–5.2)</w:t>
+              <w:t xml:space="preserve"> (Casella &amp; Berger) — formally proves the sample mean's unbiasedness and variance from first principles (§5.1–5.2)</w:t>
             </w:r>
           </w:p>
         </w:tc>
         <w:tc>
           <w:tcPr>
-            <w:tcW w:type="dxa" w:w="2553"/>
+            <w:tcW w:type="dxa" w:w="2046"/>
             <w:tcBorders>
               <w:top w:val="single" w:sz="4" w:space="0" w:color="BFBFBF"/>
               <w:bottom w:val="single" w:sz="4" w:space="0" w:color="BFBFBF"/>
@@ -1152,13 +1249,13 @@
                 <w:i w:val="0"/>
                 <w:sz w:val="18"/>
               </w:rPr>
-              <w:t xml:space="preserve"> — the chapter is organized around its own guiding question, "why does long-run averaging work?", framing the Law of Large Numbers as the reason averaging can be trusted at all, ahead of any variance-of-the-mean algebra</w:t>
+              <w:t xml:space="preserve"> — organized around its own guiding question, "why does long-run averaging work?", ahead of any variance-of-the-mean algebra</w:t>
             </w:r>
           </w:p>
         </w:tc>
         <w:tc>
           <w:tcPr>
-            <w:tcW w:type="dxa" w:w="3559"/>
+            <w:tcW w:type="dxa" w:w="2429"/>
             <w:tcBorders>
               <w:top w:val="single" w:sz="4" w:space="0" w:color="BFBFBF"/>
               <w:bottom w:val="single" w:sz="4" w:space="0" w:color="BFBFBF"/>
@@ -1201,7 +1298,7 @@
         </w:tc>
         <w:tc>
           <w:tcPr>
-            <w:tcW w:type="dxa" w:w="1934"/>
+            <w:tcW w:type="dxa" w:w="1662"/>
             <w:tcBorders>
               <w:top w:val="single" w:sz="4" w:space="0" w:color="BFBFBF"/>
               <w:bottom w:val="single" w:sz="4" w:space="0" w:color="BFBFBF"/>
@@ -1242,7 +1339,7 @@
       <w:tr>
         <w:tc>
           <w:tcPr>
-            <w:tcW w:type="dxa" w:w="696"/>
+            <w:tcW w:type="dxa" w:w="639"/>
             <w:tcBorders>
               <w:top w:val="single" w:sz="4" w:space="0" w:color="BFBFBF"/>
               <w:bottom w:val="single" w:sz="4" w:space="0" w:color="BFBFBF"/>
@@ -1261,7 +1358,7 @@
         </w:tc>
         <w:tc>
           <w:tcPr>
-            <w:tcW w:type="dxa" w:w="1315"/>
+            <w:tcW w:type="dxa" w:w="1279"/>
             <w:tcBorders>
               <w:top w:val="single" w:sz="4" w:space="0" w:color="BFBFBF"/>
               <w:bottom w:val="single" w:sz="4" w:space="0" w:color="BFBFBF"/>
@@ -1280,7 +1377,7 @@
         </w:tc>
         <w:tc>
           <w:tcPr>
-            <w:tcW w:type="dxa" w:w="1625"/>
+            <w:tcW w:type="dxa" w:w="2429"/>
             <w:tcBorders>
               <w:top w:val="single" w:sz="4" w:space="0" w:color="BFBFBF"/>
               <w:bottom w:val="single" w:sz="4" w:space="0" w:color="BFBFBF"/>
@@ -1289,17 +1386,41 @@
           <w:p>
             <w:r>
               <w:rPr>
+                <w:b/>
+                <w:i w:val="0"/>
+                <w:sz w:val="18"/>
+              </w:rPr>
+              <w:t>Wasserman:</w:t>
+            </w:r>
+            <w:r>
+              <w:rPr>
                 <w:b w:val="0"/>
                 <w:i w:val="0"/>
                 <w:sz w:val="18"/>
               </w:rPr>
-              <w:t>Ch. 2 (Bernoulli/discrete catalog)</w:t>
+              <w:t xml:space="preserve"> Ch. 2 (Bernoulli/discrete catalog). </w:t>
+            </w:r>
+            <w:r>
+              <w:rPr>
+                <w:b/>
+                <w:i w:val="0"/>
+                <w:sz w:val="18"/>
+              </w:rPr>
+              <w:t>B&amp;H:</w:t>
+            </w:r>
+            <w:r>
+              <w:rPr>
+                <w:b w:val="0"/>
+                <w:i w:val="0"/>
+                <w:sz w:val="18"/>
+              </w:rPr>
+              <w:t xml:space="preserve"> Ch. 4, §4.4, "Indicator r.v.s and the fundamental bridge" (p.151) — the most direct section-title match anywhere in these six books for this exact class</w:t>
             </w:r>
           </w:p>
         </w:tc>
         <w:tc>
           <w:tcPr>
-            <w:tcW w:type="dxa" w:w="1934"/>
+            <w:tcW w:type="dxa" w:w="2429"/>
             <w:tcBorders>
               <w:top w:val="single" w:sz="4" w:space="0" w:color="BFBFBF"/>
               <w:bottom w:val="single" w:sz="4" w:space="0" w:color="BFBFBF"/>
@@ -1308,11 +1429,19 @@
           <w:p>
             <w:r>
               <w:rPr>
+                <w:b/>
+                <w:i w:val="0"/>
+                <w:sz w:val="18"/>
+              </w:rPr>
+              <w:t>Wasserman:</w:t>
+            </w:r>
+            <w:r>
+              <w:rPr>
                 <w:b w:val="0"/>
                 <w:i w:val="0"/>
                 <w:sz w:val="18"/>
               </w:rPr>
-              <w:t xml:space="preserve">Ch. 7 (Estimating the CDF) — </w:t>
+              <w:t xml:space="preserve"> Ch. 7 (Estimating the CDF) — </w:t>
             </w:r>
             <w:r>
               <w:rPr>
@@ -1330,13 +1459,29 @@
                 <w:i w:val="0"/>
                 <w:sz w:val="18"/>
               </w:rPr>
-              <w:t>'s own notebook already derives the ECDF's unbiasedness and variance, a class early</w:t>
+              <w:t xml:space="preserve">'s own notebook already derives the ECDF's unbiasedness and variance, a class early. </w:t>
+            </w:r>
+            <w:r>
+              <w:rPr>
+                <w:b/>
+                <w:i w:val="0"/>
+                <w:sz w:val="18"/>
+              </w:rPr>
+              <w:t>B&amp;H:</w:t>
+            </w:r>
+            <w:r>
+              <w:rPr>
+                <w:b w:val="0"/>
+                <w:i w:val="0"/>
+                <w:sz w:val="18"/>
+              </w:rPr>
+              <w:t xml:space="preserve"> Ch. 3, §3.3, "Bernoulli and Binomial" (p.100)</w:t>
             </w:r>
           </w:p>
         </w:tc>
         <w:tc>
           <w:tcPr>
-            <w:tcW w:type="dxa" w:w="1934"/>
+            <w:tcW w:type="dxa" w:w="1918"/>
             <w:tcBorders>
               <w:top w:val="single" w:sz="4" w:space="0" w:color="BFBFBF"/>
               <w:bottom w:val="single" w:sz="4" w:space="0" w:color="BFBFBF"/>
@@ -1357,13 +1502,13 @@
                 <w:i w:val="0"/>
                 <w:sz w:val="18"/>
               </w:rPr>
-              <w:t xml:space="preserve"> — the Bernoulli/binomial family, more derivation than Wasserman's catalog</w:t>
+              <w:t xml:space="preserve"> (Casella &amp; Berger) — the Bernoulli/binomial family, more derivation than Wasserman's catalog</w:t>
             </w:r>
           </w:p>
         </w:tc>
         <w:tc>
           <w:tcPr>
-            <w:tcW w:type="dxa" w:w="2553"/>
+            <w:tcW w:type="dxa" w:w="2046"/>
             <w:tcBorders>
               <w:top w:val="single" w:sz="4" w:space="0" w:color="BFBFBF"/>
               <w:bottom w:val="single" w:sz="4" w:space="0" w:color="BFBFBF"/>
@@ -1384,13 +1529,13 @@
                 <w:i w:val="0"/>
                 <w:sz w:val="18"/>
               </w:rPr>
-              <w:t xml:space="preserve"> pp.19–28 — builds the definitions of binary and categorical data entirely around one real story, the Bristol child-heart-surgery inquiry, and covers positive-vs-negative framing (99% survival vs. 1% mortality) rather than starting from set notation</w:t>
+              <w:t xml:space="preserve"> pp.19–28 — builds the definitions of binary and categorical data entirely around one real story, the Bristol child-heart-surgery inquiry, and covers positive-vs-negative framing rather than starting from set notation</w:t>
             </w:r>
           </w:p>
         </w:tc>
         <w:tc>
           <w:tcPr>
-            <w:tcW w:type="dxa" w:w="3559"/>
+            <w:tcW w:type="dxa" w:w="2429"/>
             <w:tcBorders>
               <w:top w:val="single" w:sz="4" w:space="0" w:color="BFBFBF"/>
               <w:bottom w:val="single" w:sz="4" w:space="0" w:color="BFBFBF"/>
@@ -1411,13 +1556,13 @@
                 <w:i w:val="0"/>
                 <w:sz w:val="18"/>
               </w:rPr>
-              <w:t xml:space="preserve"> Figs 1.2–1.3 — the same hospital breakdown shown first as a pie chart, then as a bar chart, to make concrete why pie charts are hard to compare across categories</w:t>
+              <w:t xml:space="preserve"> Figs 1.2–1.3 — the same hospital breakdown shown first as a pie chart, then as a bar chart</w:t>
             </w:r>
           </w:p>
         </w:tc>
         <w:tc>
           <w:tcPr>
-            <w:tcW w:type="dxa" w:w="1934"/>
+            <w:tcW w:type="dxa" w:w="1662"/>
             <w:tcBorders>
               <w:top w:val="single" w:sz="4" w:space="0" w:color="BFBFBF"/>
               <w:bottom w:val="single" w:sz="4" w:space="0" w:color="BFBFBF"/>
@@ -1458,7 +1603,7 @@
       <w:tr>
         <w:tc>
           <w:tcPr>
-            <w:tcW w:type="dxa" w:w="696"/>
+            <w:tcW w:type="dxa" w:w="639"/>
             <w:tcBorders>
               <w:top w:val="single" w:sz="4" w:space="0" w:color="BFBFBF"/>
               <w:bottom w:val="single" w:sz="4" w:space="0" w:color="BFBFBF"/>
@@ -1477,7 +1622,7 @@
         </w:tc>
         <w:tc>
           <w:tcPr>
-            <w:tcW w:type="dxa" w:w="1315"/>
+            <w:tcW w:type="dxa" w:w="1279"/>
             <w:tcBorders>
               <w:top w:val="single" w:sz="4" w:space="0" w:color="BFBFBF"/>
               <w:bottom w:val="single" w:sz="4" w:space="0" w:color="BFBFBF"/>
@@ -1496,7 +1641,7 @@
         </w:tc>
         <w:tc>
           <w:tcPr>
-            <w:tcW w:type="dxa" w:w="1625"/>
+            <w:tcW w:type="dxa" w:w="2429"/>
             <w:tcBorders>
               <w:top w:val="single" w:sz="4" w:space="0" w:color="BFBFBF"/>
               <w:bottom w:val="single" w:sz="4" w:space="0" w:color="BFBFBF"/>
@@ -1505,17 +1650,41 @@
           <w:p>
             <w:r>
               <w:rPr>
+                <w:b/>
+                <w:i w:val="0"/>
+                <w:sz w:val="18"/>
+              </w:rPr>
+              <w:t>Wasserman:</w:t>
+            </w:r>
+            <w:r>
+              <w:rPr>
                 <w:b w:val="0"/>
                 <w:i w:val="0"/>
                 <w:sz w:val="18"/>
               </w:rPr>
-              <w:t>Ch. 2 (CDF/PDF as objects, quantile function)</w:t>
+              <w:t xml:space="preserve"> Ch. 2 (CDF/PDF as objects, quantile function). </w:t>
+            </w:r>
+            <w:r>
+              <w:rPr>
+                <w:b/>
+                <w:i w:val="0"/>
+                <w:sz w:val="18"/>
+              </w:rPr>
+              <w:t>B&amp;H:</w:t>
+            </w:r>
+            <w:r>
+              <w:rPr>
+                <w:b w:val="0"/>
+                <w:i w:val="0"/>
+                <w:sz w:val="18"/>
+              </w:rPr>
+              <w:t xml:space="preserve"> Ch. 3, §3.6, "Cumulative distribution functions" (p.108) + Ch. 5, §5.1, "Probability density functions" (p.195)</w:t>
             </w:r>
           </w:p>
         </w:tc>
         <w:tc>
           <w:tcPr>
-            <w:tcW w:type="dxa" w:w="1934"/>
+            <w:tcW w:type="dxa" w:w="2429"/>
             <w:tcBorders>
               <w:top w:val="single" w:sz="4" w:space="0" w:color="BFBFBF"/>
               <w:bottom w:val="single" w:sz="4" w:space="0" w:color="BFBFBF"/>
@@ -1524,17 +1693,25 @@
           <w:p>
             <w:r>
               <w:rPr>
+                <w:b/>
+                <w:i w:val="0"/>
+                <w:sz w:val="18"/>
+              </w:rPr>
+              <w:t>Wasserman:</w:t>
+            </w:r>
+            <w:r>
+              <w:rPr>
                 <w:b w:val="0"/>
                 <w:i w:val="0"/>
                 <w:sz w:val="18"/>
               </w:rPr>
-              <w:t>Ch. 7 (Estimating the CDF) — the empirical/estimation side, carried from 9/8</w:t>
+              <w:t xml:space="preserve"> Ch. 7 (Estimating the CDF) — the empirical/estimation side, carried from 9/8</w:t>
             </w:r>
           </w:p>
         </w:tc>
         <w:tc>
           <w:tcPr>
-            <w:tcW w:type="dxa" w:w="1934"/>
+            <w:tcW w:type="dxa" w:w="1918"/>
             <w:tcBorders>
               <w:top w:val="single" w:sz="4" w:space="0" w:color="BFBFBF"/>
               <w:bottom w:val="single" w:sz="4" w:space="0" w:color="BFBFBF"/>
@@ -1555,7 +1732,7 @@
                 <w:i w:val="0"/>
                 <w:sz w:val="18"/>
               </w:rPr>
-              <w:t xml:space="preserve"> (distribution functions defined rigorously) + </w:t>
+              <w:t xml:space="preserve"> (distribution functions defined rigorously, Casella &amp; Berger) + </w:t>
             </w:r>
             <w:r>
               <w:rPr>
@@ -1577,7 +1754,7 @@
         </w:tc>
         <w:tc>
           <w:tcPr>
-            <w:tcW w:type="dxa" w:w="2553"/>
+            <w:tcW w:type="dxa" w:w="2046"/>
             <w:tcBorders>
               <w:top w:val="single" w:sz="4" w:space="0" w:color="BFBFBF"/>
               <w:bottom w:val="single" w:sz="4" w:space="0" w:color="BFBFBF"/>
@@ -1598,13 +1775,13 @@
                 <w:i w:val="0"/>
                 <w:sz w:val="18"/>
               </w:rPr>
-              <w:t xml:space="preserve"> — the two chapters are deliberately paired around parallel questions, "how do we assign probabilities to outcomes we can list" (discrete) against "what happens when outcomes form a continuum" (continuous), so a CDF/density pair reads as one idea worked twice rather than two unrelated objects</w:t>
+              <w:t xml:space="preserve"> — paired around parallel questions, discrete vs. continuous, so a CDF/density pair reads as one idea worked twice</w:t>
             </w:r>
           </w:p>
         </w:tc>
         <w:tc>
           <w:tcPr>
-            <w:tcW w:type="dxa" w:w="3559"/>
+            <w:tcW w:type="dxa" w:w="2429"/>
             <w:tcBorders>
               <w:top w:val="single" w:sz="4" w:space="0" w:color="BFBFBF"/>
               <w:bottom w:val="single" w:sz="4" w:space="0" w:color="BFBFBF"/>
@@ -1622,7 +1799,7 @@
         </w:tc>
         <w:tc>
           <w:tcPr>
-            <w:tcW w:type="dxa" w:w="1934"/>
+            <w:tcW w:type="dxa" w:w="1662"/>
             <w:tcBorders>
               <w:top w:val="single" w:sz="4" w:space="0" w:color="BFBFBF"/>
               <w:bottom w:val="single" w:sz="4" w:space="0" w:color="BFBFBF"/>
@@ -1663,7 +1840,7 @@
       <w:tr>
         <w:tc>
           <w:tcPr>
-            <w:tcW w:type="dxa" w:w="696"/>
+            <w:tcW w:type="dxa" w:w="639"/>
             <w:tcBorders>
               <w:top w:val="single" w:sz="4" w:space="0" w:color="BFBFBF"/>
               <w:bottom w:val="single" w:sz="4" w:space="0" w:color="BFBFBF"/>
@@ -1682,7 +1859,7 @@
         </w:tc>
         <w:tc>
           <w:tcPr>
-            <w:tcW w:type="dxa" w:w="1315"/>
+            <w:tcW w:type="dxa" w:w="1279"/>
             <w:tcBorders>
               <w:top w:val="single" w:sz="4" w:space="0" w:color="BFBFBF"/>
               <w:bottom w:val="single" w:sz="4" w:space="0" w:color="BFBFBF"/>
@@ -1701,7 +1878,7 @@
         </w:tc>
         <w:tc>
           <w:tcPr>
-            <w:tcW w:type="dxa" w:w="1625"/>
+            <w:tcW w:type="dxa" w:w="2429"/>
             <w:tcBorders>
               <w:top w:val="single" w:sz="4" w:space="0" w:color="BFBFBF"/>
               <w:bottom w:val="single" w:sz="4" w:space="0" w:color="BFBFBF"/>
@@ -1710,17 +1887,41 @@
           <w:p>
             <w:r>
               <w:rPr>
+                <w:b/>
+                <w:i w:val="0"/>
+                <w:sz w:val="18"/>
+              </w:rPr>
+              <w:t>Wasserman:</w:t>
+            </w:r>
+            <w:r>
+              <w:rPr>
                 <w:b w:val="0"/>
                 <w:i w:val="0"/>
                 <w:sz w:val="18"/>
               </w:rPr>
-              <w:t>Ch. 20 (Nonparametric Curve Estimation)</w:t>
+              <w:t xml:space="preserve"> Ch. 20 (Nonparametric Curve Estimation). </w:t>
+            </w:r>
+            <w:r>
+              <w:rPr>
+                <w:b/>
+                <w:i w:val="0"/>
+                <w:sz w:val="18"/>
+              </w:rPr>
+              <w:t>B&amp;H:</w:t>
+            </w:r>
+            <w:r>
+              <w:rPr>
+                <w:b w:val="0"/>
+                <w:i w:val="0"/>
+                <w:sz w:val="18"/>
+              </w:rPr>
+              <w:t xml:space="preserve"> not covered — a pure-probability text with no density-estimation content</w:t>
             </w:r>
           </w:p>
         </w:tc>
         <w:tc>
           <w:tcPr>
-            <w:tcW w:type="dxa" w:w="1934"/>
+            <w:tcW w:type="dxa" w:w="2429"/>
             <w:tcBorders>
               <w:top w:val="single" w:sz="4" w:space="0" w:color="BFBFBF"/>
               <w:bottom w:val="single" w:sz="4" w:space="0" w:color="BFBFBF"/>
@@ -1738,7 +1939,7 @@
         </w:tc>
         <w:tc>
           <w:tcPr>
-            <w:tcW w:type="dxa" w:w="1934"/>
+            <w:tcW w:type="dxa" w:w="1918"/>
             <w:tcBorders>
               <w:top w:val="single" w:sz="4" w:space="0" w:color="BFBFBF"/>
               <w:bottom w:val="single" w:sz="4" w:space="0" w:color="BFBFBF"/>
@@ -1751,13 +1952,13 @@
                 <w:i/>
                 <w:sz w:val="18"/>
               </w:rPr>
-              <w:t>(not covered — no density-estimation chapter)</w:t>
+              <w:t>(not covered — no density-estimation chapter in either)</w:t>
             </w:r>
           </w:p>
         </w:tc>
         <w:tc>
           <w:tcPr>
-            <w:tcW w:type="dxa" w:w="2553"/>
+            <w:tcW w:type="dxa" w:w="2046"/>
             <w:tcBorders>
               <w:top w:val="single" w:sz="4" w:space="0" w:color="BFBFBF"/>
               <w:bottom w:val="single" w:sz="4" w:space="0" w:color="BFBFBF"/>
@@ -1770,13 +1971,13 @@
                 <w:i/>
                 <w:sz w:val="18"/>
               </w:rPr>
-              <w:t>(not covered — none of the five companion texts treat density estimation at all; Wasserman Ch. 20 is genuinely the only source here)</w:t>
+              <w:t>(not covered — none of the six companion texts treat density estimation at all; Wasserman Ch. 20 is genuinely the only source here)</w:t>
             </w:r>
           </w:p>
         </w:tc>
         <w:tc>
           <w:tcPr>
-            <w:tcW w:type="dxa" w:w="3559"/>
+            <w:tcW w:type="dxa" w:w="2429"/>
             <w:tcBorders>
               <w:top w:val="single" w:sz="4" w:space="0" w:color="BFBFBF"/>
               <w:bottom w:val="single" w:sz="4" w:space="0" w:color="BFBFBF"/>
@@ -1794,7 +1995,7 @@
         </w:tc>
         <w:tc>
           <w:tcPr>
-            <w:tcW w:type="dxa" w:w="1934"/>
+            <w:tcW w:type="dxa" w:w="1662"/>
             <w:tcBorders>
               <w:top w:val="single" w:sz="4" w:space="0" w:color="BFBFBF"/>
               <w:bottom w:val="single" w:sz="4" w:space="0" w:color="BFBFBF"/>
@@ -1835,7 +2036,7 @@
       <w:tr>
         <w:tc>
           <w:tcPr>
-            <w:tcW w:type="dxa" w:w="696"/>
+            <w:tcW w:type="dxa" w:w="639"/>
             <w:tcBorders>
               <w:top w:val="single" w:sz="4" w:space="0" w:color="BFBFBF"/>
               <w:bottom w:val="single" w:sz="4" w:space="0" w:color="BFBFBF"/>
@@ -1854,7 +2055,7 @@
         </w:tc>
         <w:tc>
           <w:tcPr>
-            <w:tcW w:type="dxa" w:w="1315"/>
+            <w:tcW w:type="dxa" w:w="1279"/>
             <w:tcBorders>
               <w:top w:val="single" w:sz="4" w:space="0" w:color="BFBFBF"/>
               <w:bottom w:val="single" w:sz="4" w:space="0" w:color="BFBFBF"/>
@@ -1873,7 +2074,7 @@
         </w:tc>
         <w:tc>
           <w:tcPr>
-            <w:tcW w:type="dxa" w:w="1625"/>
+            <w:tcW w:type="dxa" w:w="2429"/>
             <w:tcBorders>
               <w:top w:val="single" w:sz="4" w:space="0" w:color="BFBFBF"/>
               <w:bottom w:val="single" w:sz="4" w:space="0" w:color="BFBFBF"/>
@@ -1886,7 +2087,7 @@
                 <w:i w:val="0"/>
                 <w:sz w:val="18"/>
               </w:rPr>
-              <w:t>Not in Wasserman</w:t>
+              <w:t>Not in Wasserman or B&amp;H</w:t>
             </w:r>
             <w:r>
               <w:rPr>
@@ -1900,7 +2101,7 @@
         </w:tc>
         <w:tc>
           <w:tcPr>
-            <w:tcW w:type="dxa" w:w="1934"/>
+            <w:tcW w:type="dxa" w:w="2429"/>
             <w:tcBorders>
               <w:top w:val="single" w:sz="4" w:space="0" w:color="BFBFBF"/>
               <w:bottom w:val="single" w:sz="4" w:space="0" w:color="BFBFBF"/>
@@ -1918,7 +2119,7 @@
         </w:tc>
         <w:tc>
           <w:tcPr>
-            <w:tcW w:type="dxa" w:w="1934"/>
+            <w:tcW w:type="dxa" w:w="1918"/>
             <w:tcBorders>
               <w:top w:val="single" w:sz="4" w:space="0" w:color="BFBFBF"/>
               <w:bottom w:val="single" w:sz="4" w:space="0" w:color="BFBFBF"/>
@@ -1927,17 +2128,25 @@
           <w:p>
             <w:r>
               <w:rPr>
-                <w:b w:val="0"/>
-                <w:i/>
+                <w:b/>
+                <w:i w:val="0"/>
                 <w:sz w:val="18"/>
               </w:rPr>
-              <w:t>(not covered — CASI Ch. 9 is the real fix, at right)</w:t>
+              <w:t>CASI Ch. 9, "Survival Analysis and the EM Algorithm," §9.1–9.4</w:t>
+            </w:r>
+            <w:r>
+              <w:rPr>
+                <w:b w:val="0"/>
+                <w:i w:val="0"/>
+                <w:sz w:val="18"/>
+              </w:rPr>
+              <w:t xml:space="preserve"> — life tables, Kaplan–Meier, the log-rank test, and proportional hazards; a genuine full chapter, the strongest reading for this class in any of the six books</w:t>
             </w:r>
           </w:p>
         </w:tc>
         <w:tc>
           <w:tcPr>
-            <w:tcW w:type="dxa" w:w="2553"/>
+            <w:tcW w:type="dxa" w:w="2046"/>
             <w:tcBorders>
               <w:top w:val="single" w:sz="4" w:space="0" w:color="BFBFBF"/>
               <w:bottom w:val="single" w:sz="4" w:space="0" w:color="BFBFBF"/>
@@ -1964,7 +2173,7 @@
         </w:tc>
         <w:tc>
           <w:tcPr>
-            <w:tcW w:type="dxa" w:w="3559"/>
+            <w:tcW w:type="dxa" w:w="2429"/>
             <w:tcBorders>
               <w:top w:val="single" w:sz="4" w:space="0" w:color="BFBFBF"/>
               <w:bottom w:val="single" w:sz="4" w:space="0" w:color="BFBFBF"/>
@@ -1977,7 +2186,7 @@
                 <w:i w:val="0"/>
                 <w:sz w:val="18"/>
               </w:rPr>
-              <w:t>CASI Ch. 9, §9.1</w:t>
+              <w:t>CASI §9.1</w:t>
             </w:r>
             <w:r>
               <w:rPr>
@@ -2001,7 +2210,7 @@
                 <w:i w:val="0"/>
                 <w:sz w:val="18"/>
               </w:rPr>
-              <w:t xml:space="preserve"> — NCOG Kaplan–Meier survival curves for two cancer-treatment arms. </w:t>
+              <w:t xml:space="preserve"> — NCOG Kaplan–Meier curves. </w:t>
             </w:r>
             <w:r>
               <w:rPr>
@@ -2017,7 +2226,7 @@
                 <w:i w:val="0"/>
                 <w:sz w:val="18"/>
               </w:rPr>
-              <w:t xml:space="preserve"> — the hazard function h(t) itself, deaths per month, peaking around month 5. </w:t>
+              <w:t xml:space="preserve"> — the hazard function h(t) itself. </w:t>
             </w:r>
             <w:r>
               <w:rPr>
@@ -2033,13 +2242,13 @@
                 <w:i w:val="0"/>
                 <w:sz w:val="18"/>
               </w:rPr>
-              <w:t xml:space="preserve"> Fig. 6.7 — a real post-surgery breast-cancer survival-rate example, informal but concrete, if you want a non-technical complement</w:t>
+              <w:t xml:space="preserve"> Fig. 6.7 — a real post-surgery breast-cancer survival-rate example</w:t>
             </w:r>
           </w:p>
         </w:tc>
         <w:tc>
           <w:tcPr>
-            <w:tcW w:type="dxa" w:w="1934"/>
+            <w:tcW w:type="dxa" w:w="1662"/>
             <w:tcBorders>
               <w:top w:val="single" w:sz="4" w:space="0" w:color="BFBFBF"/>
               <w:bottom w:val="single" w:sz="4" w:space="0" w:color="BFBFBF"/>
@@ -2088,7 +2297,7 @@
       <w:tr>
         <w:tc>
           <w:tcPr>
-            <w:tcW w:type="dxa" w:w="696"/>
+            <w:tcW w:type="dxa" w:w="639"/>
             <w:tcBorders>
               <w:top w:val="single" w:sz="4" w:space="0" w:color="BFBFBF"/>
               <w:bottom w:val="single" w:sz="4" w:space="0" w:color="BFBFBF"/>
@@ -2107,7 +2316,7 @@
         </w:tc>
         <w:tc>
           <w:tcPr>
-            <w:tcW w:type="dxa" w:w="1315"/>
+            <w:tcW w:type="dxa" w:w="1279"/>
             <w:tcBorders>
               <w:top w:val="single" w:sz="4" w:space="0" w:color="BFBFBF"/>
               <w:bottom w:val="single" w:sz="4" w:space="0" w:color="BFBFBF"/>
@@ -2126,7 +2335,136 @@
         </w:tc>
         <w:tc>
           <w:tcPr>
-            <w:tcW w:type="dxa" w:w="1625"/>
+            <w:tcW w:type="dxa" w:w="2429"/>
+            <w:tcBorders>
+              <w:top w:val="single" w:sz="4" w:space="0" w:color="BFBFBF"/>
+              <w:bottom w:val="single" w:sz="4" w:space="0" w:color="BFBFBF"/>
+            </w:tcBorders>
+          </w:tcPr>
+          <w:p>
+            <w:r>
+              <w:rPr>
+                <w:b/>
+                <w:i w:val="0"/>
+                <w:sz w:val="18"/>
+              </w:rPr>
+              <w:t>Wasserman:</w:t>
+            </w:r>
+            <w:r>
+              <w:rPr>
+                <w:b w:val="0"/>
+                <w:i w:val="0"/>
+                <w:sz w:val="18"/>
+              </w:rPr>
+              <w:t xml:space="preserve"> Ch. 5 (Convergence of Random Variables). </w:t>
+            </w:r>
+            <w:r>
+              <w:rPr>
+                <w:b/>
+                <w:i w:val="0"/>
+                <w:sz w:val="18"/>
+              </w:rPr>
+              <w:t>B&amp;H:</w:t>
+            </w:r>
+            <w:r>
+              <w:rPr>
+                <w:b w:val="0"/>
+                <w:i w:val="0"/>
+                <w:sz w:val="18"/>
+              </w:rPr>
+              <w:t xml:space="preserve"> no dedicated section — Ch. 10 covers the limit theorems underneath this but never names "the sampling distribution" as its own object</w:t>
+            </w:r>
+          </w:p>
+        </w:tc>
+        <w:tc>
+          <w:tcPr>
+            <w:tcW w:type="dxa" w:w="2429"/>
+            <w:tcBorders>
+              <w:top w:val="single" w:sz="4" w:space="0" w:color="BFBFBF"/>
+              <w:bottom w:val="single" w:sz="4" w:space="0" w:color="BFBFBF"/>
+            </w:tcBorders>
+          </w:tcPr>
+          <w:p>
+            <w:r>
+              <w:rPr>
+                <w:b/>
+                <w:i w:val="0"/>
+                <w:sz w:val="18"/>
+              </w:rPr>
+              <w:t>Wasserman:</w:t>
+            </w:r>
+            <w:r>
+              <w:rPr>
+                <w:b w:val="0"/>
+                <w:i w:val="0"/>
+                <w:sz w:val="18"/>
+              </w:rPr>
+              <w:t xml:space="preserve"> Ch. 6 (§ point estimation) for the "sampling distribution of a statistic" framing. </w:t>
+            </w:r>
+            <w:r>
+              <w:rPr>
+                <w:b/>
+                <w:i w:val="0"/>
+                <w:sz w:val="18"/>
+              </w:rPr>
+              <w:t>B&amp;H:</w:t>
+            </w:r>
+            <w:r>
+              <w:rPr>
+                <w:b w:val="0"/>
+                <w:i w:val="0"/>
+                <w:sz w:val="18"/>
+              </w:rPr>
+              <w:t xml:space="preserve"> Ch. 10, §10.2, "Law of large numbers" (p.431)</w:t>
+            </w:r>
+          </w:p>
+        </w:tc>
+        <w:tc>
+          <w:tcPr>
+            <w:tcW w:type="dxa" w:w="1918"/>
+            <w:tcBorders>
+              <w:top w:val="single" w:sz="4" w:space="0" w:color="BFBFBF"/>
+              <w:bottom w:val="single" w:sz="4" w:space="0" w:color="BFBFBF"/>
+            </w:tcBorders>
+          </w:tcPr>
+          <w:p>
+            <w:r>
+              <w:rPr>
+                <w:b/>
+                <w:i w:val="0"/>
+                <w:sz w:val="18"/>
+              </w:rPr>
+              <w:t>CASI §10.2, "The Nonparametric Bootstrap"</w:t>
+            </w:r>
+            <w:r>
+              <w:rPr>
+                <w:b w:val="0"/>
+                <w:i w:val="0"/>
+                <w:sz w:val="18"/>
+              </w:rPr>
+              <w:t xml:space="preserve"> — defines the sampling distribution of a statistic as a repeatable thought experiment, more concretely than either primary text. </w:t>
+            </w:r>
+            <w:r>
+              <w:rPr>
+                <w:b/>
+                <w:i w:val="0"/>
+                <w:sz w:val="18"/>
+              </w:rPr>
+              <w:t>CASI Ch. 2, §2.1</w:t>
+            </w:r>
+            <w:r>
+              <w:rPr>
+                <w:b w:val="0"/>
+                <w:i w:val="0"/>
+                <w:sz w:val="18"/>
+              </w:rPr>
+              <w:t xml:space="preserve"> — the book's own formal setup of hypothetical repeated data sets and the resulting ensemble of estimates, on a real 211-patient kidney dataset (Fig. 2.1)</w:t>
+            </w:r>
+          </w:p>
+        </w:tc>
+        <w:tc>
+          <w:tcPr>
+            <w:tcW w:type="dxa" w:w="2046"/>
             <w:tcBorders>
               <w:top w:val="single" w:sz="4" w:space="0" w:color="BFBFBF"/>
               <w:bottom w:val="single" w:sz="4" w:space="0" w:color="BFBFBF"/>
@@ -2139,86 +2477,13 @@
                 <w:i w:val="0"/>
                 <w:sz w:val="18"/>
               </w:rPr>
-              <w:t>Ch. 5 (Convergence of Random Variables)</w:t>
+              <w:t>Same passage, its own framing — imagine redrawing a fresh sample and recomputing the statistic thousands of times; the sampling distribution is the spread you'd see if you actually could</w:t>
             </w:r>
           </w:p>
         </w:tc>
         <w:tc>
           <w:tcPr>
-            <w:tcW w:type="dxa" w:w="1934"/>
-            <w:tcBorders>
-              <w:top w:val="single" w:sz="4" w:space="0" w:color="BFBFBF"/>
-              <w:bottom w:val="single" w:sz="4" w:space="0" w:color="BFBFBF"/>
-            </w:tcBorders>
-          </w:tcPr>
-          <w:p>
-            <w:r>
-              <w:rPr>
-                <w:b w:val="0"/>
-                <w:i w:val="0"/>
-                <w:sz w:val="18"/>
-              </w:rPr>
-              <w:t>Ch. 6 (§ point estimation) for the "sampling distribution of a statistic" framing</w:t>
-            </w:r>
-          </w:p>
-        </w:tc>
-        <w:tc>
-          <w:tcPr>
-            <w:tcW w:type="dxa" w:w="1934"/>
-            <w:tcBorders>
-              <w:top w:val="single" w:sz="4" w:space="0" w:color="BFBFBF"/>
-              <w:bottom w:val="single" w:sz="4" w:space="0" w:color="BFBFBF"/>
-            </w:tcBorders>
-          </w:tcPr>
-          <w:p>
-            <w:r>
-              <w:rPr>
-                <w:b/>
-                <w:i w:val="0"/>
-                <w:sz w:val="18"/>
-              </w:rPr>
-              <w:t>Ch. 5, §5.5, Convergence Concepts</w:t>
-            </w:r>
-            <w:r>
-              <w:rPr>
-                <w:b w:val="0"/>
-                <w:i w:val="0"/>
-                <w:sz w:val="18"/>
-              </w:rPr>
-              <w:t xml:space="preserve"> — sampling distribution of a statistic, convergence in probability, WLLN</w:t>
-            </w:r>
-          </w:p>
-        </w:tc>
-        <w:tc>
-          <w:tcPr>
-            <w:tcW w:type="dxa" w:w="2553"/>
-            <w:tcBorders>
-              <w:top w:val="single" w:sz="4" w:space="0" w:color="BFBFBF"/>
-              <w:bottom w:val="single" w:sz="4" w:space="0" w:color="BFBFBF"/>
-            </w:tcBorders>
-          </w:tcPr>
-          <w:p>
-            <w:r>
-              <w:rPr>
-                <w:b/>
-                <w:i w:val="0"/>
-                <w:sz w:val="18"/>
-              </w:rPr>
-              <w:t>CASI §10.2</w:t>
-            </w:r>
-            <w:r>
-              <w:rPr>
-                <w:b w:val="0"/>
-                <w:i w:val="0"/>
-                <w:sz w:val="18"/>
-              </w:rPr>
-              <w:t xml:space="preserve"> — defines the sampling distribution as a thought experiment: imagine redrawing a fresh sample and recomputing the statistic thousands of times, and the sampling distribution is the spread you'd see if you actually could</w:t>
-            </w:r>
-          </w:p>
-        </w:tc>
-        <w:tc>
-          <w:tcPr>
-            <w:tcW w:type="dxa" w:w="3559"/>
+            <w:tcW w:type="dxa" w:w="2429"/>
             <w:tcBorders>
               <w:top w:val="single" w:sz="4" w:space="0" w:color="BFBFBF"/>
               <w:bottom w:val="single" w:sz="4" w:space="0" w:color="BFBFBF"/>
@@ -2239,7 +2504,7 @@
                 <w:i w:val="0"/>
                 <w:sz w:val="18"/>
               </w:rPr>
-              <w:t xml:space="preserve"> — a simulated poll and the resulting 100 confidence intervals side by side, so "95% coverage" becomes a picture. </w:t>
+              <w:t xml:space="preserve"> — a simulated poll and the resulting 100 confidence intervals side by side. </w:t>
             </w:r>
             <w:r>
               <w:rPr>
@@ -2273,7 +2538,7 @@
                 <w:i w:val="0"/>
                 <w:sz w:val="18"/>
               </w:rPr>
-              <w:t xml:space="preserve"> — simulates the number of girls in 400 births 1000 times and histograms the result. </w:t>
+              <w:t xml:space="preserve">. </w:t>
             </w:r>
             <w:r>
               <w:rPr>
@@ -2289,13 +2554,29 @@
                 <w:i w:val="0"/>
                 <w:sz w:val="18"/>
               </w:rPr>
-              <w:t xml:space="preserve"> Ch. 7, "Estimates and Intervals," Figs 7.1–7.3 — an empirical distribution at varying sample sizes, real bootstrap resamples from a sample of 50, and the resulting bootstrap distribution of the mean</w:t>
+              <w:t xml:space="preserve"> Ch. 7 Figs 7.1–7.3. </w:t>
+            </w:r>
+            <w:r>
+              <w:rPr>
+                <w:b/>
+                <w:i w:val="0"/>
+                <w:sz w:val="18"/>
+              </w:rPr>
+              <w:t>CASI Fig. 2.1</w:t>
+            </w:r>
+            <w:r>
+              <w:rPr>
+                <w:b w:val="0"/>
+                <w:i w:val="0"/>
+                <w:sz w:val="18"/>
+              </w:rPr>
+              <w:t xml:space="preserve"> — the real kidney-dataset histogram this section's whole argument is built on</w:t>
             </w:r>
           </w:p>
         </w:tc>
         <w:tc>
           <w:tcPr>
-            <w:tcW w:type="dxa" w:w="1934"/>
+            <w:tcW w:type="dxa" w:w="1662"/>
             <w:tcBorders>
               <w:top w:val="single" w:sz="4" w:space="0" w:color="BFBFBF"/>
               <w:bottom w:val="single" w:sz="4" w:space="0" w:color="BFBFBF"/>
@@ -2326,7 +2607,7 @@
       <w:tr>
         <w:tc>
           <w:tcPr>
-            <w:tcW w:type="dxa" w:w="696"/>
+            <w:tcW w:type="dxa" w:w="639"/>
             <w:tcBorders>
               <w:top w:val="single" w:sz="4" w:space="0" w:color="BFBFBF"/>
               <w:bottom w:val="single" w:sz="4" w:space="0" w:color="BFBFBF"/>
@@ -2345,7 +2626,7 @@
         </w:tc>
         <w:tc>
           <w:tcPr>
-            <w:tcW w:type="dxa" w:w="1315"/>
+            <w:tcW w:type="dxa" w:w="1279"/>
             <w:tcBorders>
               <w:top w:val="single" w:sz="4" w:space="0" w:color="BFBFBF"/>
               <w:bottom w:val="single" w:sz="4" w:space="0" w:color="BFBFBF"/>
@@ -2364,45 +2645,7 @@
         </w:tc>
         <w:tc>
           <w:tcPr>
-            <w:tcW w:type="dxa" w:w="1625"/>
-            <w:tcBorders>
-              <w:top w:val="single" w:sz="4" w:space="0" w:color="BFBFBF"/>
-              <w:bottom w:val="single" w:sz="4" w:space="0" w:color="BFBFBF"/>
-            </w:tcBorders>
-          </w:tcPr>
-          <w:p>
-            <w:r>
-              <w:rPr>
-                <w:b w:val="0"/>
-                <w:i w:val="0"/>
-                <w:sz w:val="18"/>
-              </w:rPr>
-              <w:t>Ch. 8 (The Bootstrap) + Ch. 10 (Hypothesis Testing and p-values)</w:t>
-            </w:r>
-          </w:p>
-        </w:tc>
-        <w:tc>
-          <w:tcPr>
-            <w:tcW w:type="dxa" w:w="1934"/>
-            <w:tcBorders>
-              <w:top w:val="single" w:sz="4" w:space="0" w:color="BFBFBF"/>
-              <w:bottom w:val="single" w:sz="4" w:space="0" w:color="BFBFBF"/>
-            </w:tcBorders>
-          </w:tcPr>
-          <w:p>
-            <w:r>
-              <w:rPr>
-                <w:b w:val="0"/>
-                <w:i w:val="0"/>
-                <w:sz w:val="18"/>
-              </w:rPr>
-              <w:t>Ch. 5 (Convergence) — the CLT connection this class makes explicit</w:t>
-            </w:r>
-          </w:p>
-        </w:tc>
-        <w:tc>
-          <w:tcPr>
-            <w:tcW w:type="dxa" w:w="1934"/>
+            <w:tcW w:type="dxa" w:w="2429"/>
             <w:tcBorders>
               <w:top w:val="single" w:sz="4" w:space="0" w:color="BFBFBF"/>
               <w:bottom w:val="single" w:sz="4" w:space="0" w:color="BFBFBF"/>
@@ -2415,7 +2658,7 @@
                 <w:i w:val="0"/>
                 <w:sz w:val="18"/>
               </w:rPr>
-              <w:t>Ch. 10, Asymptotic Evaluations</w:t>
+              <w:t>Wasserman:</w:t>
             </w:r>
             <w:r>
               <w:rPr>
@@ -2423,7 +2666,7 @@
                 <w:i w:val="0"/>
                 <w:sz w:val="18"/>
               </w:rPr>
-              <w:t xml:space="preserve"> — bootstrapping, the delta method, asymptotic normality; </w:t>
+              <w:t xml:space="preserve"> Ch. 8 (The Bootstrap) + Ch. 10 (Hypothesis Testing and p-values). </w:t>
             </w:r>
             <w:r>
               <w:rPr>
@@ -2431,7 +2674,7 @@
                 <w:i w:val="0"/>
                 <w:sz w:val="18"/>
               </w:rPr>
-              <w:t>Ch. 9, Interval Estimation</w:t>
+              <w:t>B&amp;H:</w:t>
             </w:r>
             <w:r>
               <w:rPr>
@@ -2439,13 +2682,115 @@
                 <w:i w:val="0"/>
                 <w:sz w:val="18"/>
               </w:rPr>
-              <w:t xml:space="preserve"> — the "pivoting" framing rebuilt around p-values</w:t>
+              <w:t xml:space="preserve"> not covered — bootstrap/resampling inference isn't in B&amp;H at all</w:t>
             </w:r>
           </w:p>
         </w:tc>
         <w:tc>
           <w:tcPr>
-            <w:tcW w:type="dxa" w:w="2553"/>
+            <w:tcW w:type="dxa" w:w="2429"/>
+            <w:tcBorders>
+              <w:top w:val="single" w:sz="4" w:space="0" w:color="BFBFBF"/>
+              <w:bottom w:val="single" w:sz="4" w:space="0" w:color="BFBFBF"/>
+            </w:tcBorders>
+          </w:tcPr>
+          <w:p>
+            <w:r>
+              <w:rPr>
+                <w:b/>
+                <w:i w:val="0"/>
+                <w:sz w:val="18"/>
+              </w:rPr>
+              <w:t>Wasserman:</w:t>
+            </w:r>
+            <w:r>
+              <w:rPr>
+                <w:b w:val="0"/>
+                <w:i w:val="0"/>
+                <w:sz w:val="18"/>
+              </w:rPr>
+              <w:t xml:space="preserve"> Ch. 5 (Convergence) — the CLT connection this class makes explicit</w:t>
+            </w:r>
+          </w:p>
+        </w:tc>
+        <w:tc>
+          <w:tcPr>
+            <w:tcW w:type="dxa" w:w="1918"/>
+            <w:tcBorders>
+              <w:top w:val="single" w:sz="4" w:space="0" w:color="BFBFBF"/>
+              <w:bottom w:val="single" w:sz="4" w:space="0" w:color="BFBFBF"/>
+            </w:tcBorders>
+          </w:tcPr>
+          <w:p>
+            <w:r>
+              <w:rPr>
+                <w:b/>
+                <w:i w:val="0"/>
+                <w:sz w:val="18"/>
+              </w:rPr>
+              <w:t>CASI Ch. 10, "The Jackknife and the Bootstrap"</w:t>
+            </w:r>
+            <w:r>
+              <w:rPr>
+                <w:b w:val="0"/>
+                <w:i w:val="0"/>
+                <w:sz w:val="18"/>
+              </w:rPr>
+              <w:t xml:space="preserve"> + </w:t>
+            </w:r>
+            <w:r>
+              <w:rPr>
+                <w:b/>
+                <w:i w:val="0"/>
+                <w:sz w:val="18"/>
+              </w:rPr>
+              <w:t>Ch. 11, "Bootstrap Confidence Intervals"</w:t>
+            </w:r>
+            <w:r>
+              <w:rPr>
+                <w:b w:val="0"/>
+                <w:i w:val="0"/>
+                <w:sz w:val="18"/>
+              </w:rPr>
+              <w:t xml:space="preserve"> — two full chapters, meaningfully deeper than Wasserman's single chapter on the same topic; </w:t>
+            </w:r>
+            <w:r>
+              <w:rPr>
+                <w:b/>
+                <w:i w:val="0"/>
+                <w:sz w:val="18"/>
+              </w:rPr>
+              <w:t>CASI §1.2, "Hypothesis Testing"</w:t>
+            </w:r>
+            <w:r>
+              <w:rPr>
+                <w:b w:val="0"/>
+                <w:i w:val="0"/>
+                <w:sz w:val="18"/>
+              </w:rPr>
+              <w:t xml:space="preserve"> — the book's very first worked example of a two-sample t-test and p-value; </w:t>
+            </w:r>
+            <w:r>
+              <w:rPr>
+                <w:b/>
+                <w:i w:val="0"/>
+                <w:sz w:val="18"/>
+              </w:rPr>
+              <w:t>Casella &amp; Berger Ch. 10, Asymptotic Evaluations</w:t>
+            </w:r>
+            <w:r>
+              <w:rPr>
+                <w:b w:val="0"/>
+                <w:i w:val="0"/>
+                <w:sz w:val="18"/>
+              </w:rPr>
+              <w:t xml:space="preserve"> (bootstrapping, delta method) as a further option</w:t>
+            </w:r>
+          </w:p>
+        </w:tc>
+        <w:tc>
+          <w:tcPr>
+            <w:tcW w:type="dxa" w:w="2046"/>
             <w:tcBorders>
               <w:top w:val="single" w:sz="4" w:space="0" w:color="BFBFBF"/>
               <w:bottom w:val="single" w:sz="4" w:space="0" w:color="BFBFBF"/>
@@ -2466,13 +2811,13 @@
                 <w:i w:val="0"/>
                 <w:sz w:val="18"/>
               </w:rPr>
-              <w:t xml:space="preserve"> — since you can't actually redraw from the true population to run the sampling-distribution thought experiment above, the bootstrap substitutes your own sample as a stand-in for the population and redraws from that instead</w:t>
+              <w:t xml:space="preserve"> — since you can't actually redraw from the true population to run the thought experiment above, the bootstrap substitutes your own sample as a stand-in and redraws from that instead</w:t>
             </w:r>
           </w:p>
         </w:tc>
         <w:tc>
           <w:tcPr>
-            <w:tcW w:type="dxa" w:w="3559"/>
+            <w:tcW w:type="dxa" w:w="2429"/>
             <w:tcBorders>
               <w:top w:val="single" w:sz="4" w:space="0" w:color="BFBFBF"/>
               <w:bottom w:val="single" w:sz="4" w:space="0" w:color="BFBFBF"/>
@@ -2493,7 +2838,7 @@
                 <w:i w:val="0"/>
                 <w:sz w:val="18"/>
               </w:rPr>
-              <w:t xml:space="preserve"> — a histogram of B=2000 bootstrap replications with a long left tail disproving "just assume normality," and bootstrap replications for a two-sample median difference. </w:t>
+              <w:t xml:space="preserve"> — bootstrap-replication histograms. </w:t>
             </w:r>
             <w:r>
               <w:rPr>
@@ -2527,7 +2872,7 @@
                 <w:i w:val="0"/>
                 <w:sz w:val="18"/>
               </w:rPr>
-              <w:t xml:space="preserve"> — hypothesis testing on a real 1989 co-op board election. </w:t>
+              <w:t xml:space="preserve">. </w:t>
             </w:r>
             <w:r>
               <w:rPr>
@@ -2543,13 +2888,29 @@
                 <w:i w:val="0"/>
                 <w:sz w:val="18"/>
               </w:rPr>
-              <w:t xml:space="preserve"> Ch. 7 Fig 7.4 (bootstrap regressions) + Ch. 10, "Answering Questions and Claiming Discoveries" — the Introduction's own teaser gets paid off here: could formal statistics have caught Shipman earlier (Fig 10.3, cumulative death certificates; Fig 10.4, a sequential test for a doubling in mortality risk)</w:t>
+              <w:t xml:space="preserve"> Ch. 7 Fig 7.4 + Ch. 10 Figs 10.3–10.4. </w:t>
+            </w:r>
+            <w:r>
+              <w:rPr>
+                <w:b/>
+                <w:i w:val="0"/>
+                <w:sz w:val="18"/>
+              </w:rPr>
+              <w:t>CASI Figs 1.4–1.5</w:t>
+            </w:r>
+            <w:r>
+              <w:rPr>
+                <w:b w:val="0"/>
+                <w:i w:val="0"/>
+                <w:sz w:val="18"/>
+              </w:rPr>
+              <w:t xml:space="preserve"> — a real two-sample leukemia gene-expression comparison, its t-statistic and p-value, then that same statistic recomputed across 7,128 genes and histogrammed against the theoretical null curve — a genuinely vivid picture of what a p-value and a null distribution mean</w:t>
             </w:r>
           </w:p>
         </w:tc>
         <w:tc>
           <w:tcPr>
-            <w:tcW w:type="dxa" w:w="1934"/>
+            <w:tcW w:type="dxa" w:w="1662"/>
             <w:tcBorders>
               <w:top w:val="single" w:sz="4" w:space="0" w:color="BFBFBF"/>
               <w:bottom w:val="single" w:sz="4" w:space="0" w:color="BFBFBF"/>
@@ -2590,7 +2951,7 @@
       <w:tr>
         <w:tc>
           <w:tcPr>
-            <w:tcW w:type="dxa" w:w="696"/>
+            <w:tcW w:type="dxa" w:w="639"/>
             <w:tcBorders>
               <w:top w:val="single" w:sz="4" w:space="0" w:color="BFBFBF"/>
               <w:bottom w:val="single" w:sz="4" w:space="0" w:color="BFBFBF"/>
@@ -2609,7 +2970,7 @@
         </w:tc>
         <w:tc>
           <w:tcPr>
-            <w:tcW w:type="dxa" w:w="1315"/>
+            <w:tcW w:type="dxa" w:w="1279"/>
             <w:tcBorders>
               <w:top w:val="single" w:sz="4" w:space="0" w:color="BFBFBF"/>
               <w:bottom w:val="single" w:sz="4" w:space="0" w:color="BFBFBF"/>
@@ -2628,45 +2989,7 @@
         </w:tc>
         <w:tc>
           <w:tcPr>
-            <w:tcW w:type="dxa" w:w="1625"/>
-            <w:tcBorders>
-              <w:top w:val="single" w:sz="4" w:space="0" w:color="BFBFBF"/>
-              <w:bottom w:val="single" w:sz="4" w:space="0" w:color="BFBFBF"/>
-            </w:tcBorders>
-          </w:tcPr>
-          <w:p>
-            <w:r>
-              <w:rPr>
-                <w:b w:val="0"/>
-                <w:i w:val="0"/>
-                <w:sz w:val="18"/>
-              </w:rPr>
-              <w:t>Ch. 8 (SE/Z-statistic defined operationally)</w:t>
-            </w:r>
-          </w:p>
-        </w:tc>
-        <w:tc>
-          <w:tcPr>
-            <w:tcW w:type="dxa" w:w="1934"/>
-            <w:tcBorders>
-              <w:top w:val="single" w:sz="4" w:space="0" w:color="BFBFBF"/>
-              <w:bottom w:val="single" w:sz="4" w:space="0" w:color="BFBFBF"/>
-            </w:tcBorders>
-          </w:tcPr>
-          <w:p>
-            <w:r>
-              <w:rPr>
-                <w:b w:val="0"/>
-                <w:i w:val="0"/>
-                <w:sz w:val="18"/>
-              </w:rPr>
-              <w:t>Ch. 10 (the Wald test is the formal home of the z-stat)</w:t>
-            </w:r>
-          </w:p>
-        </w:tc>
-        <w:tc>
-          <w:tcPr>
-            <w:tcW w:type="dxa" w:w="1934"/>
+            <w:tcW w:type="dxa" w:w="2429"/>
             <w:tcBorders>
               <w:top w:val="single" w:sz="4" w:space="0" w:color="BFBFBF"/>
               <w:bottom w:val="single" w:sz="4" w:space="0" w:color="BFBFBF"/>
@@ -2679,7 +3002,7 @@
                 <w:i w:val="0"/>
                 <w:sz w:val="18"/>
               </w:rPr>
-              <w:t>Ch. 10, Asymptotic Evaluations</w:t>
+              <w:t>Wasserman:</w:t>
             </w:r>
             <w:r>
               <w:rPr>
@@ -2687,13 +3010,115 @@
                 <w:i w:val="0"/>
                 <w:sz w:val="18"/>
               </w:rPr>
-              <w:t xml:space="preserve"> — delta method and asymptotic normality, which justify treating an SE as if it came from a normal sampling distribution</w:t>
+              <w:t xml:space="preserve"> Ch. 8 (SE/Z-statistic defined operationally). </w:t>
+            </w:r>
+            <w:r>
+              <w:rPr>
+                <w:b/>
+                <w:i w:val="0"/>
+                <w:sz w:val="18"/>
+              </w:rPr>
+              <w:t>B&amp;H:</w:t>
+            </w:r>
+            <w:r>
+              <w:rPr>
+                <w:b w:val="0"/>
+                <w:i w:val="0"/>
+                <w:sz w:val="18"/>
+              </w:rPr>
+              <w:t xml:space="preserve"> no dedicated SE section — states the CLT itself in Ch. 10 §10.3 but doesn't isolate "standard error" as its own named object the way applied-stats texts do</w:t>
             </w:r>
           </w:p>
         </w:tc>
         <w:tc>
           <w:tcPr>
-            <w:tcW w:type="dxa" w:w="2553"/>
+            <w:tcW w:type="dxa" w:w="2429"/>
+            <w:tcBorders>
+              <w:top w:val="single" w:sz="4" w:space="0" w:color="BFBFBF"/>
+              <w:bottom w:val="single" w:sz="4" w:space="0" w:color="BFBFBF"/>
+            </w:tcBorders>
+          </w:tcPr>
+          <w:p>
+            <w:r>
+              <w:rPr>
+                <w:b/>
+                <w:i w:val="0"/>
+                <w:sz w:val="18"/>
+              </w:rPr>
+              <w:t>Wasserman:</w:t>
+            </w:r>
+            <w:r>
+              <w:rPr>
+                <w:b w:val="0"/>
+                <w:i w:val="0"/>
+                <w:sz w:val="18"/>
+              </w:rPr>
+              <w:t xml:space="preserve"> Ch. 10 (the Wald test is the formal home of the z-stat)</w:t>
+            </w:r>
+          </w:p>
+        </w:tc>
+        <w:tc>
+          <w:tcPr>
+            <w:tcW w:type="dxa" w:w="1918"/>
+            <w:tcBorders>
+              <w:top w:val="single" w:sz="4" w:space="0" w:color="BFBFBF"/>
+              <w:bottom w:val="single" w:sz="4" w:space="0" w:color="BFBFBF"/>
+            </w:tcBorders>
+          </w:tcPr>
+          <w:p>
+            <w:r>
+              <w:rPr>
+                <w:b/>
+                <w:i w:val="0"/>
+                <w:sz w:val="18"/>
+              </w:rPr>
+              <w:t>CASI Ch. 10, §10.1, "The Jackknife Estimate of Standard Error"</w:t>
+            </w:r>
+            <w:r>
+              <w:rPr>
+                <w:b w:val="0"/>
+                <w:i w:val="0"/>
+                <w:sz w:val="18"/>
+              </w:rPr>
+              <w:t xml:space="preserve"> — a full named section on exactly this; </w:t>
+            </w:r>
+            <w:r>
+              <w:rPr>
+                <w:b/>
+                <w:i w:val="0"/>
+                <w:sz w:val="18"/>
+              </w:rPr>
+              <w:t>CASI Ch. 2, §2.1</w:t>
+            </w:r>
+            <w:r>
+              <w:rPr>
+                <w:b w:val="0"/>
+                <w:i w:val="0"/>
+                <w:sz w:val="18"/>
+              </w:rPr>
+              <w:t xml:space="preserve"> — names and works through the four devices frequentists actually use to get an SE (the plug-in principle, the delta method, parametric MLE, and the bootstrap), which is a clean map of everything this class touches; plus </w:t>
+            </w:r>
+            <w:r>
+              <w:rPr>
+                <w:b/>
+                <w:i w:val="0"/>
+                <w:sz w:val="18"/>
+              </w:rPr>
+              <w:t>Casella &amp; Berger Ch. 10, Asymptotic Evaluations</w:t>
+            </w:r>
+            <w:r>
+              <w:rPr>
+                <w:b w:val="0"/>
+                <w:i w:val="0"/>
+                <w:sz w:val="18"/>
+              </w:rPr>
+              <w:t xml:space="preserve"> for the delta-method justification</w:t>
+            </w:r>
+          </w:p>
+        </w:tc>
+        <w:tc>
+          <w:tcPr>
+            <w:tcW w:type="dxa" w:w="2046"/>
             <w:tcBorders>
               <w:top w:val="single" w:sz="4" w:space="0" w:color="BFBFBF"/>
               <w:bottom w:val="single" w:sz="4" w:space="0" w:color="BFBFBF"/>
@@ -2714,13 +3139,29 @@
                 <w:i w:val="0"/>
                 <w:sz w:val="18"/>
               </w:rPr>
-              <w:t xml:space="preserve"> — standard errors are usually used to build a confidence interval under an assumed normal shape for the statistic, and the chapter's own bootstrap histogram is deployed specifically to show a case where that normality assumption quietly fails</w:t>
+              <w:t xml:space="preserve"> — standard errors are usually used to build a CI under an assumed normal shape, and the chapter's own bootstrap histogram is deployed specifically to show a case where that assumption quietly fails. </w:t>
+            </w:r>
+            <w:r>
+              <w:rPr>
+                <w:b/>
+                <w:i w:val="0"/>
+                <w:sz w:val="18"/>
+              </w:rPr>
+              <w:t>CASI §2.1, "the plug-in principle"</w:t>
+            </w:r>
+            <w:r>
+              <w:rPr>
+                <w:b w:val="0"/>
+                <w:i w:val="0"/>
+                <w:sz w:val="18"/>
+              </w:rPr>
+              <w:t xml:space="preserve"> — the SE formula itself is just the true variance formula with an estimate plugged in for the unknown variance, no more mysterious than that</w:t>
             </w:r>
           </w:p>
         </w:tc>
         <w:tc>
           <w:tcPr>
-            <w:tcW w:type="dxa" w:w="3559"/>
+            <w:tcW w:type="dxa" w:w="2429"/>
             <w:tcBorders>
               <w:top w:val="single" w:sz="4" w:space="0" w:color="BFBFBF"/>
               <w:bottom w:val="single" w:sz="4" w:space="0" w:color="BFBFBF"/>
@@ -2741,7 +3182,7 @@
                 <w:i w:val="0"/>
                 <w:sz w:val="18"/>
               </w:rPr>
-              <w:t xml:space="preserve"> — jackknife vs. bootstrap SE bars visibly disagreeing at one point, and the "resampling simplex" for n=3. </w:t>
+              <w:t xml:space="preserve"> — jackknife vs. bootstrap SE bars visibly disagreeing. </w:t>
             </w:r>
             <w:r>
               <w:rPr>
@@ -2757,13 +3198,29 @@
                 <w:i w:val="0"/>
                 <w:sz w:val="18"/>
               </w:rPr>
-              <w:t xml:space="preserve"> Ch. 9, "Putting Probability and Statistics Together," Table 9.1 — a direct numeric comparison of exact vs. bootstrap confidence intervals</w:t>
+              <w:t xml:space="preserve"> Ch. 9 Table 9.1. </w:t>
+            </w:r>
+            <w:r>
+              <w:rPr>
+                <w:b/>
+                <w:i w:val="0"/>
+                <w:sz w:val="18"/>
+              </w:rPr>
+              <w:t>CASI Fig. 1.1</w:t>
+            </w:r>
+            <w:r>
+              <w:rPr>
+                <w:b w:val="0"/>
+                <w:i w:val="0"/>
+                <w:sz w:val="18"/>
+              </w:rPr>
+              <w:t xml:space="preserve"> — the very first figure in the book, a real kidney-function dataset with ±2 SE bars, right where SE is first defined</w:t>
             </w:r>
           </w:p>
         </w:tc>
         <w:tc>
           <w:tcPr>
-            <w:tcW w:type="dxa" w:w="1934"/>
+            <w:tcW w:type="dxa" w:w="1662"/>
             <w:tcBorders>
               <w:top w:val="single" w:sz="4" w:space="0" w:color="BFBFBF"/>
               <w:bottom w:val="single" w:sz="4" w:space="0" w:color="BFBFBF"/>
@@ -2786,7 +3243,7 @@
       <w:tr>
         <w:tc>
           <w:tcPr>
-            <w:tcW w:type="dxa" w:w="696"/>
+            <w:tcW w:type="dxa" w:w="639"/>
             <w:tcBorders>
               <w:top w:val="single" w:sz="4" w:space="0" w:color="BFBFBF"/>
               <w:bottom w:val="single" w:sz="4" w:space="0" w:color="BFBFBF"/>
@@ -2805,7 +3262,7 @@
         </w:tc>
         <w:tc>
           <w:tcPr>
-            <w:tcW w:type="dxa" w:w="1315"/>
+            <w:tcW w:type="dxa" w:w="1279"/>
             <w:tcBorders>
               <w:top w:val="single" w:sz="4" w:space="0" w:color="BFBFBF"/>
               <w:bottom w:val="single" w:sz="4" w:space="0" w:color="BFBFBF"/>
@@ -2824,7 +3281,7 @@
         </w:tc>
         <w:tc>
           <w:tcPr>
-            <w:tcW w:type="dxa" w:w="1625"/>
+            <w:tcW w:type="dxa" w:w="2429"/>
             <w:tcBorders>
               <w:top w:val="single" w:sz="4" w:space="0" w:color="BFBFBF"/>
               <w:bottom w:val="single" w:sz="4" w:space="0" w:color="BFBFBF"/>
@@ -2833,17 +3290,41 @@
           <w:p>
             <w:r>
               <w:rPr>
+                <w:b/>
+                <w:i w:val="0"/>
+                <w:sz w:val="18"/>
+              </w:rPr>
+              <w:t>Wasserman:</w:t>
+            </w:r>
+            <w:r>
+              <w:rPr>
                 <w:b w:val="0"/>
                 <w:i w:val="0"/>
                 <w:sz w:val="18"/>
               </w:rPr>
-              <w:t>Ch. 5 (Convergence of Random Variables)</w:t>
+              <w:t xml:space="preserve"> Ch. 5 (Convergence of Random Variables). </w:t>
+            </w:r>
+            <w:r>
+              <w:rPr>
+                <w:b/>
+                <w:i w:val="0"/>
+                <w:sz w:val="18"/>
+              </w:rPr>
+              <w:t>B&amp;H:</w:t>
+            </w:r>
+            <w:r>
+              <w:rPr>
+                <w:b w:val="0"/>
+                <w:i w:val="0"/>
+                <w:sz w:val="18"/>
+              </w:rPr>
+              <w:t xml:space="preserve"> Ch. 10, §10.3, "Central limit theorem" (p.435) — a full named section, and the single most direct chapter-title match for this class anywhere in these six books</w:t>
             </w:r>
           </w:p>
         </w:tc>
         <w:tc>
           <w:tcPr>
-            <w:tcW w:type="dxa" w:w="1934"/>
+            <w:tcW w:type="dxa" w:w="2429"/>
             <w:tcBorders>
               <w:top w:val="single" w:sz="4" w:space="0" w:color="BFBFBF"/>
               <w:bottom w:val="single" w:sz="4" w:space="0" w:color="BFBFBF"/>
@@ -2852,17 +3333,41 @@
           <w:p>
             <w:r>
               <w:rPr>
+                <w:b/>
+                <w:i w:val="0"/>
+                <w:sz w:val="18"/>
+              </w:rPr>
+              <w:t>Wasserman:</w:t>
+            </w:r>
+            <w:r>
+              <w:rPr>
                 <w:b w:val="0"/>
                 <w:i w:val="0"/>
                 <w:sz w:val="18"/>
               </w:rPr>
-              <w:t>Ch. 10 appendix (the t-test) — for this class's two-sample pooled-SE t-test extension</w:t>
+              <w:t xml:space="preserve"> Ch. 10 appendix (the t-test) — for this class's two-sample pooled-SE t-test extension. </w:t>
+            </w:r>
+            <w:r>
+              <w:rPr>
+                <w:b/>
+                <w:i w:val="0"/>
+                <w:sz w:val="18"/>
+              </w:rPr>
+              <w:t>B&amp;H:</w:t>
+            </w:r>
+            <w:r>
+              <w:rPr>
+                <w:b w:val="0"/>
+                <w:i w:val="0"/>
+                <w:sz w:val="18"/>
+              </w:rPr>
+              <w:t xml:space="preserve"> Ch. 10, §10.4, "Chi-Square and Student-t" (p.441) — feeds directly into that same extension</w:t>
             </w:r>
           </w:p>
         </w:tc>
         <w:tc>
           <w:tcPr>
-            <w:tcW w:type="dxa" w:w="1934"/>
+            <w:tcW w:type="dxa" w:w="1918"/>
             <w:tcBorders>
               <w:top w:val="single" w:sz="4" w:space="0" w:color="BFBFBF"/>
               <w:bottom w:val="single" w:sz="4" w:space="0" w:color="BFBFBF"/>
@@ -2883,13 +3388,29 @@
                 <w:i w:val="0"/>
                 <w:sz w:val="18"/>
               </w:rPr>
-              <w:t xml:space="preserve"> — same section as 9/22; this is where the CLT is stated and proved</w:t>
+              <w:t xml:space="preserve"> (Casella &amp; Berger) — same section as 9/22; this is where the CLT is stated and proved there too. </w:t>
+            </w:r>
+            <w:r>
+              <w:rPr>
+                <w:b/>
+                <w:i w:val="0"/>
+                <w:sz w:val="18"/>
+              </w:rPr>
+              <w:t>CASI Ch. 2, §2.1, "Pivotal statistics"</w:t>
+            </w:r>
+            <w:r>
+              <w:rPr>
+                <w:b w:val="0"/>
+                <w:i w:val="0"/>
+                <w:sz w:val="18"/>
+              </w:rPr>
+              <w:t xml:space="preserve"> — derives the exact two-sample t-statistic and its 95% confidence interval on real leukemia gene-expression data, the same worked structure this class's own two-sample pooled-SE extension mirrors</w:t>
             </w:r>
           </w:p>
         </w:tc>
         <w:tc>
           <w:tcPr>
-            <w:tcW w:type="dxa" w:w="2553"/>
+            <w:tcW w:type="dxa" w:w="2046"/>
             <w:tcBorders>
               <w:top w:val="single" w:sz="4" w:space="0" w:color="BFBFBF"/>
               <w:bottom w:val="single" w:sz="4" w:space="0" w:color="BFBFBF"/>
@@ -2910,13 +3431,13 @@
                 <w:i w:val="0"/>
                 <w:sz w:val="18"/>
               </w:rPr>
-              <w:t xml:space="preserve"> — organized around its own guiding question, "why does the bell curve show up everywhere?", answered before the chapter ever reaches Z-score machinery</w:t>
+              <w:t xml:space="preserve"> — organized around its own guiding question, "why does the bell curve show up everywhere?"</w:t>
             </w:r>
           </w:p>
         </w:tc>
         <w:tc>
           <w:tcPr>
-            <w:tcW w:type="dxa" w:w="3559"/>
+            <w:tcW w:type="dxa" w:w="2429"/>
             <w:tcBorders>
               <w:top w:val="single" w:sz="4" w:space="0" w:color="BFBFBF"/>
               <w:bottom w:val="single" w:sz="4" w:space="0" w:color="BFBFBF"/>
@@ -2971,7 +3492,7 @@
                 <w:i w:val="0"/>
                 <w:sz w:val="18"/>
               </w:rPr>
-              <w:t xml:space="preserve"> — real height/weight histograms illustrating the CLT. </w:t>
+              <w:t xml:space="preserve">. </w:t>
             </w:r>
             <w:r>
               <w:rPr>
@@ -2979,13 +3500,13 @@
                 <w:i/>
                 <w:sz w:val="18"/>
               </w:rPr>
-              <w:t>(Spiegelhalter has no dedicated CLT figure in its own List of Figures — genuinely not covered there, not an oversight on my part)</w:t>
+              <w:t>(Spiegelhalter has no dedicated CLT figure — genuinely not covered there)</w:t>
             </w:r>
           </w:p>
         </w:tc>
         <w:tc>
           <w:tcPr>
-            <w:tcW w:type="dxa" w:w="1934"/>
+            <w:tcW w:type="dxa" w:w="1662"/>
             <w:tcBorders>
               <w:top w:val="single" w:sz="4" w:space="0" w:color="BFBFBF"/>
               <w:bottom w:val="single" w:sz="4" w:space="0" w:color="BFBFBF"/>
@@ -3010,7 +3531,7 @@
       <w:pPr>
         <w:sectPr>
           <w:pgSz w:w="15840" w:h="12240" w:orient="landscape"/>
-          <w:pgMar w:top="864" w:right="720" w:bottom="720" w:left="720" w:header="720" w:footer="720" w:gutter="0"/>
+          <w:pgMar w:top="720" w:right="504" w:bottom="576" w:left="504" w:header="720" w:footer="720" w:gutter="0"/>
           <w:cols w:space="720"/>
           <w:docGrid w:linePitch="360"/>
         </w:sectPr>
@@ -3025,7 +3546,7 @@
           <w:color w:val="1F1D1A"/>
           <w:sz w:val="28"/>
         </w:rPr>
-        <w:t>Two honest gaps in Wasserman (and Casella &amp; Berger) — one of them now filled</w:t>
+        <w:t>Two honest gaps — one filled by B&amp;H's appendix, none fully</w:t>
       </w:r>
     </w:p>
     <w:p>
@@ -3035,7 +3556,7 @@
           <w:i w:val="0"/>
           <w:sz w:val="21"/>
         </w:rPr>
-        <w:t>Vectors and inner product (8/27) and data wrangling (8/25) aren't in any of these texts.</w:t>
+        <w:t>Vectors and inner product (8/27) and data wrangling (8/25) aren't in any of these six texts as a *taught* topic.</w:t>
       </w:r>
       <w:r>
         <w:rPr>
@@ -3043,7 +3564,7 @@
           <w:i w:val="0"/>
           <w:sz w:val="21"/>
         </w:rPr>
-        <w:t xml:space="preserve"> All of them assume linear algebra and basic data-handling as prerequisites rather than teaching them. The class notebooks are the primary source for both; a standard linear-algebra reference (Strang) would be a better second source than any of these if you want one.</w:t>
+        <w:t xml:space="preserve"> All of them assume linear algebra and basic data-handling as prerequisites. B&amp;H's Appendix A.3 does define matrix multiplication, transpose, and eigenvectors mechanically, so I've listed it as a Supporting reference — but it never builds the length/distance/covariance-as-dot-product intuition this class centers on, so it's a partial exception at best. The class notebooks remain the primary source for both; a standard linear-algebra reference (Strang) would still be a better second source than any of these six if you want one.</w:t>
       </w:r>
     </w:p>
     <w:p>
@@ -3053,7 +3574,7 @@
           <w:i w:val="0"/>
           <w:sz w:val="21"/>
         </w:rPr>
-        <w:t>Survival function and hazard rate (9/17) isn't in Wasserman, and it isn't in Casella &amp; Berger either</w:t>
+        <w:t>Survival function and hazard rate (9/17) isn't in Wasserman, B&amp;H, or Casella &amp; Berger</w:t>
       </w:r>
       <w:r>
         <w:rPr>
@@ -3061,7 +3582,7 @@
           <w:i w:val="0"/>
           <w:sz w:val="21"/>
         </w:rPr>
-        <w:t xml:space="preserve"> — I checked; neither has a survival-analysis chapter. It </w:t>
+        <w:t xml:space="preserve"> — none of the three has a survival-analysis chapter. It </w:t>
       </w:r>
       <w:r>
         <w:rPr>
@@ -3077,7 +3598,7 @@
           <w:i w:val="0"/>
           <w:sz w:val="21"/>
         </w:rPr>
-        <w:t xml:space="preserve"> a full chapter in CASI (Ch. 9, "Survival Analysis and the EM Algorithm," §9.1–9.4: life tables, Kaplan–Meier, the log-rank test, and proportional hazards), which is the real fix for this gap.</w:t>
+        <w:t xml:space="preserve"> a full chapter in CASI (Ch. 9), which is why it's promoted to the "fuller treatment" column rather than left as a footnote.</w:t>
       </w:r>
     </w:p>
     <w:p>
@@ -3107,7 +3628,7 @@
           <w:color w:val="1F1D1A"/>
           <w:sz w:val="28"/>
         </w:rPr>
-        <w:t>If you want a gentler on-ramp before Wasserman</w:t>
+        <w:t>If you want a gentler on-ramp before Wasserman/B&amp;H</w:t>
       </w:r>
     </w:p>
     <w:p>
@@ -3151,7 +3672,7 @@
           <w:i w:val="0"/>
           <w:sz w:val="21"/>
         </w:rPr>
-        <w:t>, Chapters 1, 2, and 4–9, at about a third of the pace and with much more derivation. For 9/1 and 9/22–10/1 specifically, Grinstead &amp; Snell is worth having as a slower-paced backup for any student who finds Wasserman's compressed treatment too terse on a first pass.</w:t>
+        <w:t>, Chapters 1, 2, and 4–9, at about a third of the pace and with much more derivation. For 9/1 and 9/22–10/1 specifically, Grinstead &amp; Snell is worth having as a slower-paced backup for any student who finds either primary text too terse on a first pass.</w:t>
       </w:r>
     </w:p>
     <w:p>
@@ -3215,6 +3736,63 @@
           <w:i w:val="0"/>
           <w:sz w:val="21"/>
         </w:rPr>
+        <w:t>Blitzstein &amp; Hwang</w:t>
+      </w:r>
+      <w:r>
+        <w:rPr>
+          <w:b w:val="0"/>
+          <w:i w:val="0"/>
+          <w:sz w:val="21"/>
+        </w:rPr>
+        <w:t xml:space="preserve"> — read directly from </w:t>
+      </w:r>
+      <w:r>
+        <w:rPr>
+          <w:rFonts w:ascii="Consolas" w:hAnsi="Consolas"/>
+          <w:b w:val="0"/>
+          <w:i w:val="0"/>
+          <w:color w:val="8B2C1B"/>
+          <w:sz w:val="21"/>
+        </w:rPr>
+        <w:t>_Knowledge Base/textbooks/Introduction to Probability - Blitzstein.pdf</w:t>
+      </w:r>
+      <w:r>
+        <w:rPr>
+          <w:b w:val="0"/>
+          <w:i w:val="0"/>
+          <w:sz w:val="21"/>
+        </w:rPr>
+        <w:t>. Two copies of this book exist in the Knowledge Base folder; a second one, in the "Understanding Uncertainty Prep" subfolder, has a piracy-site tag (</w:t>
+      </w:r>
+      <w:r>
+        <w:rPr>
+          <w:rFonts w:ascii="Consolas" w:hAnsi="Consolas"/>
+          <w:b w:val="0"/>
+          <w:i w:val="0"/>
+          <w:color w:val="8B2C1B"/>
+          <w:sz w:val="21"/>
+        </w:rPr>
+        <w:t>libgen.li</w:t>
+      </w:r>
+      <w:r>
+        <w:rPr>
+          <w:b w:val="0"/>
+          <w:i w:val="0"/>
+          <w:sz w:val="21"/>
+        </w:rPr>
+        <w:t>) in its filename, and I deliberately read the plainly-named copy instead, not that one.</w:t>
+      </w:r>
+    </w:p>
+    <w:p>
+      <w:pPr>
+        <w:pStyle w:val="ListBullet"/>
+      </w:pPr>
+      <w:r>
+        <w:rPr>
+          <w:b/>
+          <w:i w:val="0"/>
+          <w:sz w:val="21"/>
+        </w:rPr>
         <w:t>Casella &amp; Berger</w:t>
       </w:r>
       <w:r>
@@ -3241,7 +3819,7 @@
           <w:i w:val="0"/>
           <w:sz w:val="21"/>
         </w:rPr>
-        <w:t xml:space="preserve"> in the same folder. The PDF has no extractable text layer (a scan without OCR), so chapter numbers were read visually off the actual preface and one-year-course-coverage tables.</w:t>
+        <w:t>. The PDF has no extractable text layer (a scan without OCR), so chapter numbers were read visually off the actual preface and one-year-course-coverage tables.</w:t>
       </w:r>
     </w:p>
     <w:p>
@@ -3280,7 +3858,7 @@
           <w:i w:val="0"/>
           <w:sz w:val="21"/>
         </w:rPr>
-        <w:t xml:space="preserve"> in the same folder; all cited figure numbers and captions were pulled from the actual PDF text.</w:t>
+        <w:t>; all cited figure numbers and captions were pulled from the actual PDF text.</w:t>
       </w:r>
     </w:p>
     <w:p>
@@ -3319,7 +3897,7 @@
           <w:i w:val="0"/>
           <w:sz w:val="21"/>
         </w:rPr>
-        <w:t>; Chapter 9 (survival) and Chapter 10 (jackknife/bootstrap) were read in full.</w:t>
+        <w:t>; Chapters 1, 2, 9, 10, and 11 were read in full. Chapters 1–2 turned out to be worth a second pass: the book opens (p.3) by defining the standard error on a real kidney-function dataset before anything else, and §1.2/§2.1 work a full two-sample hypothesis test and pivotal-statistic derivation on real leukemia gene-expression data — genuinely central material for the bootstrap/SE/CLT classes that I'd initially only pulled from the later chapters.</w:t>
       </w:r>
     </w:p>
     <w:p>
@@ -3376,7 +3954,7 @@
           <w:i w:val="0"/>
           <w:sz w:val="21"/>
         </w:rPr>
-        <w:t xml:space="preserve"> source file, where each example states its own book chapter directly. If you want these figures verified against the actual book, you'd need to point me at a legitimately-acquired copy.</w:t>
+        <w:t xml:space="preserve"> source file. If you want these figures verified against the actual book, you'd need to point me at a legitimately-acquired copy.</w:t>
       </w:r>
     </w:p>
     <w:p>
@@ -3429,7 +4007,7 @@
           <w:i w:val="0"/>
           <w:sz w:val="21"/>
         </w:rPr>
-        <w:t xml:space="preserve"> are confirmed real via the book's own List of Figures/Tables (included in the sample) but sit past page 28, outside the free preview. It no longer has its own column — its figures now live in "Visual supplements" and its intuitive prose lives in "Intuition," next to the equivalent entries from the other books.</w:t>
+        <w:t xml:space="preserve"> are confirmed real via the book's own List of Figures/Tables but sit past page 28, outside the free preview.</w:t>
       </w:r>
     </w:p>
     <w:p>
@@ -3466,7 +4044,7 @@
           <w:i w:val="0"/>
           <w:sz w:val="21"/>
         </w:rPr>
-        <w:t xml:space="preserve"> passage from whatever that same book already contributes to "Visual supplements," so nothing is cited twice under a different label.</w:t>
+        <w:t xml:space="preserve"> passage from whatever that same book already contributes elsewhere in the same row.</w:t>
       </w:r>
     </w:p>
     <w:p>
